--- a/analise-ed/copy/VSL_SodaFil_00_Lead_B.docx
+++ b/analise-ed/copy/VSL_SodaFil_00_Lead_B.docx
@@ -2,7 +2,7 @@
 <file path=word/document.xml><?xml version="1.0" encoding="utf-8"?>
 <w:document xmlns:w="http://schemas.openxmlformats.org/wordprocessingml/2006/main" xmlns:m="http://schemas.openxmlformats.org/officeDocument/2006/math" xmlns:r="http://schemas.openxmlformats.org/officeDocument/2006/relationships" xmlns:o="urn:schemas-microsoft-com:office:office" xmlns:v="urn:schemas-microsoft-com:vml" xmlns:w10="urn:schemas-microsoft-com:office:word" xmlns:a="http://schemas.openxmlformats.org/drawingml/2006/main" xmlns:pic="http://schemas.openxmlformats.org/drawingml/2006/picture" xmlns:wp="http://schemas.openxmlformats.org/drawingml/2006/wordprocessingDrawing">
   <w:body>
-    <w:bookmarkStart w:id="29" w:name="X087c85245cffd4cf070a0c04600a91f25b5e95b"/>
+    <w:bookmarkStart w:id="29" w:name="X7fb32a1dd4478dbe2b9cd64642a86b1503cddec"/>
     <w:p>
       <w:pPr>
         <w:pStyle w:val="Heading1"/>
@@ -26,7 +26,7 @@
         <w:t xml:space="preserve"> </w:t>
       </w:r>
       <w:r>
-        <w:t xml:space="preserve">(lead geral modelada na Horse Jelly, versão quente) (v2, 16/10/2026)</w:t>
+        <w:t xml:space="preserve">(lead geral modelada na Horse Jelly, versão quente) (v2.1, 16/10/2026)</w:t>
       </w:r>
     </w:p>
     <w:p>
@@ -121,6 +121,55 @@
       </w:r>
       <w:r>
         <w:t xml:space="preserve">; massagem tópica em 15 segundos; caixa de marca; logo de terceiro.</w:t>
+      </w:r>
+      <w:r>
+        <w:t xml:space="preserve"> </w:t>
+      </w:r>
+      <w:r>
+        <w:rPr>
+          <w:bCs/>
+          <w:b/>
+        </w:rPr>
+        <w:t xml:space="preserve">Foco:</w:t>
+      </w:r>
+      <w:r>
+        <w:t xml:space="preserve"> </w:t>
+      </w:r>
+      <w:r>
+        <w:t xml:space="preserve">ED em primeiro plano (não levanta, amolece no meio, dura pouco, acordar duro), tamanho em segundo plano, como nas Leads A e C. O caso do fã muda de</w:t>
+      </w:r>
+      <w:r>
+        <w:t xml:space="preserve"> </w:t>
+      </w:r>
+      <w:r>
+        <w:t xml:space="preserve">“</w:t>
+      </w:r>
+      <w:r>
+        <w:t xml:space="preserve">4,5 polegadas</w:t>
+      </w:r>
+      <w:r>
+        <w:t xml:space="preserve">”</w:t>
+      </w:r>
+      <w:r>
+        <w:t xml:space="preserve"> </w:t>
+      </w:r>
+      <w:r>
+        <w:t xml:space="preserve">para</w:t>
+      </w:r>
+      <w:r>
+        <w:t xml:space="preserve"> </w:t>
+      </w:r>
+      <w:r>
+        <w:t xml:space="preserve">“</w:t>
+      </w:r>
+      <w:r>
+        <w:t xml:space="preserve">três anos sem levantar</w:t>
+      </w:r>
+      <w:r>
+        <w:t xml:space="preserve">”</w:t>
+      </w:r>
+      <w:r>
+        <w:t xml:space="preserve">.</w:t>
       </w:r>
       <w:r>
         <w:t xml:space="preserve"> </w:t>
@@ -318,6 +367,42 @@
         <w:t xml:space="preserve">“</w:t>
       </w:r>
       <w:r>
+        <w:t xml:space="preserve">3 YEARS. NOTHING.</w:t>
+      </w:r>
+      <w:r>
+        <w:t xml:space="preserve">”</w:t>
+      </w:r>
+      <w:r>
+        <w:t xml:space="preserve"> </w:t>
+      </w:r>
+      <w:r>
+        <w:t xml:space="preserve">→</w:t>
+      </w:r>
+      <w:r>
+        <w:t xml:space="preserve"> </w:t>
+      </w:r>
+      <w:r>
+        <w:t xml:space="preserve">“</w:t>
+      </w:r>
+      <w:r>
+        <w:t xml:space="preserve">THREE ROUNDS. NEVER WENT SOFT.</w:t>
+      </w:r>
+      <w:r>
+        <w:t xml:space="preserve">”</w:t>
+      </w:r>
+      <w:r>
+        <w:t xml:space="preserve"> </w:t>
+      </w:r>
+      <w:r>
+        <w:t xml:space="preserve">→</w:t>
+      </w:r>
+      <w:r>
+        <w:t xml:space="preserve"> </w:t>
+      </w:r>
+      <w:r>
+        <w:t xml:space="preserve">“</w:t>
+      </w:r>
+      <w:r>
         <w:t xml:space="preserve">SHE ASKED HIM TO STOP</w:t>
       </w:r>
       <w:r>
@@ -336,7 +421,7 @@
         <w:t xml:space="preserve">“</w:t>
       </w:r>
       <w:r>
-        <w:t xml:space="preserve">IF YOU’RE SMALL DOWN THERE</w:t>
+        <w:t xml:space="preserve">IF IT WON’T GET UP</w:t>
       </w:r>
       <w:r>
         <w:t xml:space="preserve">”</w:t>
@@ -354,7 +439,7 @@
         <w:t xml:space="preserve">“</w:t>
       </w:r>
       <w:r>
-        <w:t xml:space="preserve">SOAKED</w:t>
+        <w:t xml:space="preserve">ALREADY STANDING</w:t>
       </w:r>
       <w:r>
         <w:t xml:space="preserve">”</w:t>
@@ -375,7 +460,7 @@
         <w:t xml:space="preserve"> </w:t>
       </w:r>
       <w:r>
-        <w:t xml:space="preserve">Shh. Give him a minute. I just finished a video with a fan. He’s 58, a rancher from outside Fort Worth, and when he took his pants off last night I almost said</w:t>
+        <w:t xml:space="preserve">Shh. Give him a minute. I just finished a video with a fan. He’s 58, a rancher from outside Fort Worth, and he hadn’t gotten hard in three years. Not with his wife, not alone, not with the blue pill. He told me that with his pants still on, and I almost said</w:t>
       </w:r>
       <w:r>
         <w:t xml:space="preserve"> </w:t>
@@ -393,7 +478,7 @@
         <w:t xml:space="preserve"> </w:t>
       </w:r>
       <w:r>
-        <w:t xml:space="preserve">Four and a half inches. My ass. That was three times ago. I felt him in my stomach. Twenty-five years in front of a camera with the biggest men in this business, and I never once asked a man to stop. I asked him to stop. And I can still taste him.</w:t>
+        <w:t xml:space="preserve">That was three times ago. Three rounds, and he never went soft once. Not once. I felt him in my stomach. Twenty-five years in front of a camera with the biggest men in this business, and I never once asked a man to stop. I asked him to stop. And I can still taste him.</w:t>
       </w:r>
       <w:r>
         <w:t xml:space="preserve"> </w:t>
@@ -409,7 +494,7 @@
         <w:t xml:space="preserve"> </w:t>
       </w:r>
       <w:r>
-        <w:t xml:space="preserve">This works on any man. I don’t care how old you are, how small you are, or how long it’s been dead. If you’re small down there, it gets big. If you’re big, it gets bigger. And if yours won’t get up anymore, it comes back hard as a rock without one pill in your blood. Next time your wife pulls your pants down, she’s gonna be soaked before she even sees it.</w:t>
+        <w:t xml:space="preserve">This works on any man. I don’t care how old you are, how long it’s been dead, or how many pills you’ve tried. If yours won’t get up anymore, it comes back hard as a rock. If it gets up and quits halfway through, it stays hard till she’s done, and then some. If you’re finished in two minutes, you last. And yeah, if you’re small down there, it gets bigger too. Next time your wife pulls your pants down, she’s not gonna find it soft. She’s gonna find it already standing.</w:t>
       </w:r>
     </w:p>
     <w:bookmarkEnd w:id="20"/>
@@ -588,6 +673,24 @@
         <w:t xml:space="preserve">“</w:t>
       </w:r>
       <w:r>
+        <w:t xml:space="preserve">HARD EVERY MORNING</w:t>
+      </w:r>
+      <w:r>
+        <w:t xml:space="preserve">”</w:t>
+      </w:r>
+      <w:r>
+        <w:t xml:space="preserve"> </w:t>
+      </w:r>
+      <w:r>
+        <w:t xml:space="preserve">→</w:t>
+      </w:r>
+      <w:r>
+        <w:t xml:space="preserve"> </w:t>
+      </w:r>
+      <w:r>
+        <w:t xml:space="preserve">“</w:t>
+      </w:r>
+      <w:r>
         <w:t xml:space="preserve">1,500 SCENES</w:t>
       </w:r>
       <w:r>
@@ -645,7 +748,7 @@
         <w:t xml:space="preserve"> </w:t>
       </w:r>
       <w:r>
-        <w:t xml:space="preserve">I know this sounds too good to be true. Especially if you’ve already burned money on pumps, pills and testosterone shots that did nothing but wreck your heart. But listen to me. If you do this today, in two weeks your wife is gonna be on her knees doing things she swore she’d never do for any man.</w:t>
+        <w:t xml:space="preserve">I know this sounds too good to be true. Especially if you’ve already burned money on pumps, pills and testosterone shots that did nothing but wreck your heart. But listen to me. If you do this today, in two weeks you’re waking up hard every single morning, and your wife is on her knees doing things she swore she’d never do for any man.</w:t>
       </w:r>
       <w:r>
         <w:t xml:space="preserve"> </w:t>
@@ -661,7 +764,7 @@
         <w:t xml:space="preserve"> </w:t>
       </w:r>
       <w:r>
-        <w:t xml:space="preserve">And now my friend Cory Chase, fifteen hundred scenes, the most watched woman in this business, is gonna fix it the right way and test it on the man in that room. Watch it with your own eyes. Everybody’s got this powder at home. Or at the feed store, or at Walmart, for a dollar. One spoon. But not like this.</w:t>
+        <w:t xml:space="preserve">And now my friend Cory Chase, fifteen hundred scenes, the most watched woman in this business, is gonna fix it the right way and test it on the man in that room. The one who couldn’t get it up for three years. Watch it with your own eyes. Everybody’s got this powder at home. Or at the feed store, or at Walmart, for a dollar. One spoon. But not like this.</w:t>
       </w:r>
     </w:p>
     <w:bookmarkEnd w:id="21"/>
@@ -843,6 +946,24 @@
         <w:t xml:space="preserve">“</w:t>
       </w:r>
       <w:r>
+        <w:t xml:space="preserve">IT DOESN’T QUIT</w:t>
+      </w:r>
+      <w:r>
+        <w:t xml:space="preserve">”</w:t>
+      </w:r>
+      <w:r>
+        <w:t xml:space="preserve"> </w:t>
+      </w:r>
+      <w:r>
+        <w:t xml:space="preserve">→</w:t>
+      </w:r>
+      <w:r>
+        <w:t xml:space="preserve"> </w:t>
+      </w:r>
+      <w:r>
+        <w:t xml:space="preserve">“</w:t>
+      </w:r>
+      <w:r>
         <w:t xml:space="preserve">I DIDN’T FAKE IT</w:t>
       </w:r>
       <w:r>
@@ -948,7 +1069,7 @@
         <w:t xml:space="preserve"> </w:t>
       </w:r>
       <w:r>
-        <w:t xml:space="preserve">Now the part that matters. He drinks it. That’s it. No rubbing, no pump, no needle. The first morning, he wakes up and it’s already standing. I came twice last night, and I fake it for a living. Half the men who pay for my OnlyFans are on this now, and their wives think God answered a prayer.</w:t>
+        <w:t xml:space="preserve">Now the part that matters. He drinks it. That’s it. No pill an hour before, no pump, no needle in your dick. The first morning, he wakes up and it’s already standing. And it doesn’t quit. It doesn’t go soft when you change positions, it doesn’t go soft when you think about it, it doesn’t go off in two minutes. I came twice last night, and I fake it for a living. Half the men who pay for my OnlyFans are on this now, and their wives think God answered a prayer.</w:t>
       </w:r>
     </w:p>
     <w:p>
@@ -1045,7 +1166,7 @@
         <w:t xml:space="preserve"> </w:t>
       </w:r>
       <w:r>
-        <w:t xml:space="preserve">I used it at work. Ended up locked in the bathroom for two hours because it wouldn’t go down. Walked out right as my boss saw me, and she hasn’t stopped texting me for pictures since. And it keeps the size even soft. Way bigger, way thicker now.</w:t>
+        <w:t xml:space="preserve">Two years I couldn’t get it up for my wife. Then I used it at work. Ended up locked in the bathroom for two hours because it wouldn’t go down. Walked out right as my boss saw me, and she hasn’t stopped texting me for pictures since. And it keeps the size even soft. Way bigger, way thicker now.</w:t>
       </w:r>
     </w:p>
     <w:p>
@@ -1063,7 +1184,7 @@
         <w:t xml:space="preserve"> </w:t>
       </w:r>
       <w:r>
-        <w:t xml:space="preserve">I did it in the car. Hard for forty minutes. Problem is, I drive Uber in Dallas. I was bulging so hard through my jeans one of my riders couldn’t take it. She asked to suck it right there, in the back seat, by the airport.</w:t>
+        <w:t xml:space="preserve">I’m 61, diabetic, and the blue pill stopped working on me two years ago. I did it in the car. Hard for forty minutes. Problem is, I drive Uber in Dallas. I was bulging so hard through my jeans one of my riders couldn’t take it. She asked to suck it right there, in the back seat, by the airport.</w:t>
       </w:r>
     </w:p>
     <w:p>
@@ -1081,7 +1202,7 @@
         <w:t xml:space="preserve"> </w:t>
       </w:r>
       <w:r>
-        <w:t xml:space="preserve">Worked a little too well. My buddy down there gets hard just looking at a woman. And it’s hard to come now. A woman asked me if I had a problem. She’d already come three times and I was still going.</w:t>
+        <w:t xml:space="preserve">Worked a little too well. I used to be done in two minutes, if I got there at all. Now my buddy down there gets hard just looking at a woman. And it’s hard to come. A woman asked me if I had a problem. She’d already come three times and I was still going.</w:t>
       </w:r>
     </w:p>
     <w:bookmarkEnd w:id="23"/>
@@ -1353,7 +1474,7 @@
         <w:t xml:space="preserve"> </w:t>
       </w:r>
       <w:r>
-        <w:t xml:space="preserve">And the craziest part: it doesn’t matter if you’ve got diabetes, high blood pressure or a prostate the size of a peach. There’s nothing in your blood. It’s not a pill. It’s a powder out of a feed sack.</w:t>
+        <w:t xml:space="preserve">And the craziest part: it doesn’t matter if you’ve got diabetes, high blood pressure or a prostate the size of a peach. There’s nothing in your blood. It’s not a pill you take an hour before and pray. It’s a powder out of a feed sack, and you wake up hard.</w:t>
       </w:r>
       <w:r>
         <w:t xml:space="preserve"> </w:t>
@@ -1449,7 +1570,7 @@
         <w:t xml:space="preserve"> </w:t>
       </w:r>
       <w:r>
-        <w:t xml:space="preserve">Shh. Dá um minuto pra ele. Acabei de gravar um vídeo com um fã. Ele tem 58, é rancheiro de perto de Fort Worth, e quando ele tirou a calça ontem à noite eu quase disse</w:t>
+        <w:t xml:space="preserve">Shh. Dá um minuto pra ele. Acabei de gravar um vídeo com um fã. Ele tem 58, é rancheiro de perto de Fort Worth, e não ficava duro há três anos. Nem com a mulher, nem sozinho, nem com a pílula azul. Ele me contou isso ainda de calça, e eu quase disse</w:t>
       </w:r>
       <w:r>
         <w:t xml:space="preserve"> </w:t>
@@ -1464,7 +1585,7 @@
         <w:t xml:space="preserve">”</w:t>
       </w:r>
       <w:r>
-        <w:t xml:space="preserve">. Quatro polegadas e meia. Uma ova. Isso foi três vezes atrás. Eu senti ele no meu estômago. Vinte e cinco anos na frente de uma câmera com os maiores homens desse ramo, e eu nunca pedi pra um homem parar. Pedi pra ele parar. E eu ainda sinto o gosto dele.</w:t>
+        <w:t xml:space="preserve">. Isso foi três vezes atrás. Três rounds, e ele não amoleceu uma vez sequer. Nenhuma. Eu senti ele no meu estômago. Vinte e cinco anos na frente de uma câmera com os maiores homens desse ramo, e eu nunca pedi pra um homem parar. Pedi pra ele parar. E eu ainda sinto o gosto dele.</w:t>
       </w:r>
       <w:r>
         <w:t xml:space="preserve"> </w:t>
@@ -1480,7 +1601,7 @@
         <w:t xml:space="preserve"> </w:t>
       </w:r>
       <w:r>
-        <w:t xml:space="preserve">Isso funciona em qualquer homem. Não importa a sua idade, o seu tamanho, nem há quanto tempo ele está morto. Se você é pequeno aí embaixo, fica grande. Se é grande, fica maior. E se o seu não levanta mais, ele volta duro feito pedra sem uma pílula sequer no seu sangue. Da próxima vez que a sua mulher abaixar a sua calça, ela vai estar encharcada antes mesmo de ver.</w:t>
+        <w:t xml:space="preserve">Isso funciona em qualquer homem. Não importa a sua idade, há quanto tempo ele está morto, nem quantas pílulas você já tentou. Se o seu não levanta mais, ele volta duro feito pedra. Se levanta e desiste no meio, ele fica duro até ela terminar, e mais um pouco. Se você acaba em dois minutos, você dura. E sim, se você é pequeno aí embaixo, ele fica maior também. Da próxima vez que a sua mulher abaixar a sua calça, ela não vai encontrar ele mole. Vai encontrar ele já de pé.</w:t>
       </w:r>
     </w:p>
     <w:p>
@@ -1498,7 +1619,7 @@
         <w:t xml:space="preserve"> </w:t>
       </w:r>
       <w:r>
-        <w:t xml:space="preserve">Eu sei que isso parece bom demais pra ser verdade. Principalmente se você já torrou dinheiro com bomba, pílula e injeção de testosterona que só serviram pra detonar o seu coração. Mas me escuta. Se você fizer isso hoje, em duas semanas a sua mulher vai estar de joelhos fazendo coisas que ela jurou que nunca faria pra homem nenhum.</w:t>
+        <w:t xml:space="preserve">Eu sei que isso parece bom demais pra ser verdade. Principalmente se você já torrou dinheiro com bomba, pílula e injeção de testosterona que só serviram pra detonar o seu coração. Mas me escuta. Se você fizer isso hoje, em duas semanas você acorda duro toda santa manhã, e a sua mulher está de joelhos fazendo coisas que ela jurou que nunca faria pra homem nenhum.</w:t>
       </w:r>
       <w:r>
         <w:t xml:space="preserve"> </w:t>
@@ -1514,7 +1635,7 @@
         <w:t xml:space="preserve"> </w:t>
       </w:r>
       <w:r>
-        <w:t xml:space="preserve">E agora a minha amiga Cory Chase, mil e quinhentas cenas, a mulher mais assistida desse ramo, vai preparar do jeito certo e testar no homem que está naquele quarto. Veja com os seus próprios olhos. Todo mundo tem esse pó em casa. Ou na loja de ração, ou no Walmart, por um dólar. Uma colher. Mas não assim.</w:t>
+        <w:t xml:space="preserve">E agora a minha amiga Cory Chase, mil e quinhentas cenas, a mulher mais assistida desse ramo, vai preparar do jeito certo e testar no homem que está naquele quarto. O que não conseguia levantar há três anos. Veja com os seus próprios olhos. Todo mundo tem esse pó em casa. Ou na loja de ração, ou no Walmart, por um dólar. Uma colher. Mas não assim.</w:t>
       </w:r>
     </w:p>
     <w:p>
@@ -1580,7 +1701,7 @@
         <w:t xml:space="preserve"> </w:t>
       </w:r>
       <w:r>
-        <w:t xml:space="preserve">Agora a parte que importa. Ele bebe. Só isso. Sem esfregar, sem bomba, sem agulha. Na primeira manhã, ele acorda e já está de pé. Eu gozei duas vezes ontem à noite, e eu finjo pra viver. Metade dos homens que pagam o meu OnlyFans estão nisso agora, e as mulheres deles acham que Deus atendeu uma oração.</w:t>
+        <w:t xml:space="preserve">Agora a parte que importa. Ele bebe. Só isso. Sem pílula uma hora antes, sem bomba, sem agulha no pau. Na primeira manhã, ele acorda e já está de pé. E não desiste. Não amolece quando troca de posição, não amolece quando você pensa nisso, não acaba em dois minutos. Eu gozei duas vezes ontem à noite, e eu finjo pra viver. Metade dos homens que pagam o meu OnlyFans estão nisso agora, e as mulheres deles acham que Deus atendeu uma oração.</w:t>
       </w:r>
       <w:r>
         <w:t xml:space="preserve"> </w:t>
@@ -1630,7 +1751,7 @@
         <w:t xml:space="preserve"> </w:t>
       </w:r>
       <w:r>
-        <w:t xml:space="preserve">Eu usei no trabalho. Acabei trancado no banheiro por duas horas porque não abaixava. Saí bem na hora em que a minha chefe me viu, e desde então ela não para de me mandar mensagem pedindo foto. E ele mantém o tamanho mesmo mole. Bem maior, bem mais grosso agora.</w:t>
+        <w:t xml:space="preserve">Dois anos sem conseguir levantar pra minha mulher. Aí eu usei no trabalho. Acabei trancado no banheiro por duas horas porque não abaixava. Saí bem na hora em que a minha chefe me viu, e desde então ela não para de me mandar mensagem pedindo foto. E ele mantém o tamanho mesmo mole. Bem maior, bem mais grosso agora.</w:t>
       </w:r>
       <w:r>
         <w:t xml:space="preserve"> </w:t>
@@ -1646,7 +1767,7 @@
         <w:t xml:space="preserve"> </w:t>
       </w:r>
       <w:r>
-        <w:t xml:space="preserve">Eu fiz no carro. Duro por quarenta minutos. O problema é que eu dirijo Uber em Dallas. Estava marcando tanto no jeans que uma passageira não aguentou. Ela pediu pra chupar ali mesmo, no banco de trás, perto do aeroporto.</w:t>
+        <w:t xml:space="preserve">Eu tenho 61, sou diabético, e a pílula azul parou de funcionar em mim há dois anos. Eu fiz no carro. Duro por quarenta minutos. O problema é que eu dirijo Uber em Dallas. Estava marcando tanto no jeans que uma passageira não aguentou. Ela pediu pra chupar ali mesmo, no banco de trás, perto do aeroporto.</w:t>
       </w:r>
       <w:r>
         <w:t xml:space="preserve"> </w:t>
@@ -1662,7 +1783,7 @@
         <w:t xml:space="preserve"> </w:t>
       </w:r>
       <w:r>
-        <w:t xml:space="preserve">Funcionou um pouco bem demais. O meu amigo aí embaixo fica duro só de olhar pra uma mulher. E agora é difícil gozar. Uma mulher me perguntou se eu tinha algum problema. Ela já tinha gozado três vezes e eu continuava.</w:t>
+        <w:t xml:space="preserve">Funcionou um pouco bem demais. Eu acabava em dois minutos, quando chegava lá. Agora o meu amigo aí embaixo fica duro só de olhar pra uma mulher. E é difícil gozar. Uma mulher me perguntou se eu tinha algum problema. Ela já tinha gozado três vezes e eu continuava.</w:t>
       </w:r>
     </w:p>
     <w:p>
@@ -1680,7 +1801,7 @@
         <w:t xml:space="preserve"> </w:t>
       </w:r>
       <w:r>
-        <w:t xml:space="preserve">E a parte mais louca: não importa se você tem diabetes, pressão alta ou uma próstata do tamanho de um pêssego. Não tem nada no seu sangue. Não é pílula. É um pó que sai de um saco de ração.</w:t>
+        <w:t xml:space="preserve">E a parte mais louca: não importa se você tem diabetes, pressão alta ou uma próstata do tamanho de um pêssego. Não tem nada no seu sangue. Não é uma pílula que você toma uma hora antes e reza. É um pó que sai de um saco de ração, e você acorda duro.</w:t>
       </w:r>
       <w:r>
         <w:t xml:space="preserve"> </w:t>
@@ -1883,6 +2004,36 @@
               <w:t xml:space="preserve">“</w:t>
             </w:r>
             <w:r>
+              <w:t xml:space="preserve">três anos sem ficar duro, nem com a pílula azul</w:t>
+            </w:r>
+            <w:r>
+              <w:t xml:space="preserve">”</w:t>
+            </w:r>
+            <w:r>
+              <w:t xml:space="preserve">;</w:t>
+            </w:r>
+            <w:r>
+              <w:t xml:space="preserve"> </w:t>
+            </w:r>
+            <w:r>
+              <w:t xml:space="preserve">“</w:t>
+            </w:r>
+            <w:r>
+              <w:t xml:space="preserve">três rounds e não amoleceu uma vez</w:t>
+            </w:r>
+            <w:r>
+              <w:t xml:space="preserve">”</w:t>
+            </w:r>
+            <w:r>
+              <w:t xml:space="preserve">;</w:t>
+            </w:r>
+            <w:r>
+              <w:t xml:space="preserve"> </w:t>
+            </w:r>
+            <w:r>
+              <w:t xml:space="preserve">“</w:t>
+            </w:r>
+            <w:r>
               <w:t xml:space="preserve">pedi pra ele parar</w:t>
             </w:r>
             <w:r>
@@ -1898,13 +2049,13 @@
               <w:t xml:space="preserve">“</w:t>
             </w:r>
             <w:r>
-              <w:t xml:space="preserve">senti ele no meu estômago</w:t>
+              <w:t xml:space="preserve">ainda sinto o gosto dele</w:t>
             </w:r>
             <w:r>
               <w:t xml:space="preserve">”</w:t>
             </w:r>
             <w:r>
-              <w:t xml:space="preserve">,</w:t>
+              <w:t xml:space="preserve">; três camadas viradas pra ED (não levanta / desiste no meio / dois minutos) e o tamanho como quarta,</w:t>
             </w:r>
             <w:r>
               <w:t xml:space="preserve"> </w:t>
@@ -1913,13 +2064,13 @@
               <w:t xml:space="preserve">“</w:t>
             </w:r>
             <w:r>
-              <w:t xml:space="preserve">ainda sinto o gosto dele</w:t>
+              <w:t xml:space="preserve">and yeah</w:t>
             </w:r>
             <w:r>
               <w:t xml:space="preserve">”</w:t>
             </w:r>
             <w:r>
-              <w:t xml:space="preserve">; três camadas iguais;</w:t>
+              <w:t xml:space="preserve">;</w:t>
             </w:r>
             <w:r>
               <w:t xml:space="preserve"> </w:t>
@@ -1937,7 +2088,19 @@
               <w:t xml:space="preserve"> </w:t>
             </w:r>
             <w:r>
-              <w:t xml:space="preserve">igual</w:t>
+              <w:t xml:space="preserve">vira</w:t>
+            </w:r>
+            <w:r>
+              <w:t xml:space="preserve"> </w:t>
+            </w:r>
+            <w:r>
+              <w:t xml:space="preserve">“</w:t>
+            </w:r>
+            <w:r>
+              <w:t xml:space="preserve">already standing</w:t>
+            </w:r>
+            <w:r>
+              <w:t xml:space="preserve">”</w:t>
             </w:r>
           </w:p>
         </w:tc>
@@ -1949,7 +2112,7 @@
               <w:jc w:val="left"/>
             </w:pPr>
             <w:r>
-              <w:t xml:space="preserve">A anaconda vira a profissional se rendendo; o homem aparece (ombro, braço)</w:t>
+              <w:t xml:space="preserve">O número pequeno (4,5) vira o tempo morto (3 anos); a anaconda vira a profissional se rendendo; o homem aparece (ombro, braço)</w:t>
             </w:r>
           </w:p>
         </w:tc>
@@ -2784,7 +2947,7 @@
         <w:t xml:space="preserve"> </w:t>
       </w:r>
       <w:r>
-        <w:t xml:space="preserve">703 palavras / 3586 caracteres falados em EN para ~4:05 (HJ 0:00–4:07 ≈ 600 palavras em PT; o inglês corre ~10% mais curto).</w:t>
+        <w:t xml:space="preserve">846 palavras / 4311 caracteres falados em EN para ~4:15 (HJ 0:00–4:07 ≈ 600 palavras em PT; o inglês corre ~10% mais curto).</w:t>
       </w:r>
     </w:p>
     <w:bookmarkEnd w:id="28"/>

--- a/analise-ed/copy/VSL_SodaFil_00_Lead_B.docx
+++ b/analise-ed/copy/VSL_SodaFil_00_Lead_B.docx
@@ -460,25 +460,7 @@
         <w:t xml:space="preserve"> </w:t>
       </w:r>
       <w:r>
-        <w:t xml:space="preserve">Shh. Give him a minute. I just finished a video with a fan. He’s 58, a rancher from outside Fort Worth, and he hadn’t gotten hard in three years. Not with his wife, not alone, not with the blue pill. He told me that with his pants still on, and I almost said</w:t>
-      </w:r>
-      <w:r>
-        <w:t xml:space="preserve"> </w:t>
-      </w:r>
-      <w:r>
-        <w:t xml:space="preserve">“</w:t>
-      </w:r>
-      <w:r>
-        <w:t xml:space="preserve">I’m sorry.</w:t>
-      </w:r>
-      <w:r>
-        <w:t xml:space="preserve">”</w:t>
-      </w:r>
-      <w:r>
-        <w:t xml:space="preserve"> </w:t>
-      </w:r>
-      <w:r>
-        <w:t xml:space="preserve">That was three times ago. Three rounds, and he never went soft once. Not once. I felt him in my stomach. Twenty-five years in front of a camera with the biggest men in this business, and I never once asked a man to stop. I asked him to stop. And I can still taste him.</w:t>
+        <w:t xml:space="preserve">Shh. Give him a minute. I just finished a video with a fan. He’s 58, a rancher from outside Fort Worth, and he hadn’t gotten hard in three years. Not with his wife, not alone, not with the blue pill. He told me that with his pants still on. That was three times ago. Three rounds, and he never went soft once. I felt him in my stomach. Twenty-five years in front of a camera with the biggest men in this business, and I never once asked a man to stop. I asked him to stop. And I can still taste him.</w:t>
       </w:r>
       <w:r>
         <w:t xml:space="preserve"> </w:t>
@@ -494,7 +476,7 @@
         <w:t xml:space="preserve"> </w:t>
       </w:r>
       <w:r>
-        <w:t xml:space="preserve">This works on any man. I don’t care how old you are, how long it’s been dead, or how many pills you’ve tried. If yours won’t get up anymore, it comes back hard as a rock. If it gets up and quits halfway through, it stays hard till she’s done, and then some. If you’re finished in two minutes, you last. And yeah, if you’re small down there, it gets bigger too. Next time your wife pulls your pants down, she’s not gonna find it soft. She’s gonna find it already standing.</w:t>
+        <w:t xml:space="preserve">This works on any man, however long it’s been dead, however many pills you’ve tried. If yours won’t get up anymore, it comes back hard as a rock. If it quits halfway through, it stays hard till she’s done. If you’re finished in two minutes, you last. And yeah, if you’re small down there, it gets bigger too. Next time your wife pulls your pants down, she’s not gonna find it soft. She’s gonna find it already standing.</w:t>
       </w:r>
     </w:p>
     <w:bookmarkEnd w:id="20"/>
@@ -764,7 +746,7 @@
         <w:t xml:space="preserve"> </w:t>
       </w:r>
       <w:r>
-        <w:t xml:space="preserve">And now my friend Cory Chase, fifteen hundred scenes, the most watched woman in this business, is gonna fix it the right way and test it on the man in that room. The one who couldn’t get it up for three years. Watch it with your own eyes. Everybody’s got this powder at home. Or at the feed store, or at Walmart, for a dollar. One spoon. But not like this.</w:t>
+        <w:t xml:space="preserve">And now my friend Cory Chase, fifteen hundred scenes, the most watched woman in this business, is gonna fix it the right way and test it on the man in that room, who couldn’t get it up for three years. Watch it with your own eyes. Everybody’s got this powder at home. Or at the feed store, or at Walmart, for a dollar. One spoon. But not like this.</w:t>
       </w:r>
     </w:p>
     <w:bookmarkEnd w:id="21"/>
@@ -1069,7 +1051,7 @@
         <w:t xml:space="preserve"> </w:t>
       </w:r>
       <w:r>
-        <w:t xml:space="preserve">Now the part that matters. He drinks it. That’s it. No pill an hour before, no pump, no needle in your dick. The first morning, he wakes up and it’s already standing. And it doesn’t quit. It doesn’t go soft when you change positions, it doesn’t go soft when you think about it, it doesn’t go off in two minutes. I came twice last night, and I fake it for a living. Half the men who pay for my OnlyFans are on this now, and their wives think God answered a prayer.</w:t>
+        <w:t xml:space="preserve">Now the part that matters. He drinks it. That’s it. No pill an hour before, no pump, no needle in your dick. The first morning, he wakes up and it’s already standing. And it doesn’t quit. Doesn’t go soft when you change positions, doesn’t go off in two minutes. I came twice last night, and I fake it for a living. Half the men who pay for my OnlyFans are on this now, and their wives think God answered a prayer.</w:t>
       </w:r>
     </w:p>
     <w:p>
@@ -1184,7 +1166,7 @@
         <w:t xml:space="preserve"> </w:t>
       </w:r>
       <w:r>
-        <w:t xml:space="preserve">I’m 61, diabetic, and the blue pill stopped working on me two years ago. I did it in the car. Hard for forty minutes. Problem is, I drive Uber in Dallas. I was bulging so hard through my jeans one of my riders couldn’t take it. She asked to suck it right there, in the back seat, by the airport.</w:t>
+        <w:t xml:space="preserve">I’m 61, diabetic, the blue pill quit on me two years ago. I did it in the car. Hard for forty minutes. Problem is, I drive Uber in Dallas. I was bulging so hard through my jeans one of my riders couldn’t take it. She asked to suck it right there, in the back seat, by the airport.</w:t>
       </w:r>
     </w:p>
     <w:p>
@@ -1202,7 +1184,7 @@
         <w:t xml:space="preserve"> </w:t>
       </w:r>
       <w:r>
-        <w:t xml:space="preserve">Worked a little too well. I used to be done in two minutes, if I got there at all. Now my buddy down there gets hard just looking at a woman. And it’s hard to come. A woman asked me if I had a problem. She’d already come three times and I was still going.</w:t>
+        <w:t xml:space="preserve">Worked a little too well. I used to be done in two minutes, if I got there at all. Now it gets hard just looking at a woman, and it’s hard to come. A woman asked me if I had a problem. She’d already come three times and I was still going.</w:t>
       </w:r>
     </w:p>
     <w:bookmarkEnd w:id="23"/>
@@ -1570,22 +1552,7 @@
         <w:t xml:space="preserve"> </w:t>
       </w:r>
       <w:r>
-        <w:t xml:space="preserve">Shh. Dá um minuto pra ele. Acabei de gravar um vídeo com um fã. Ele tem 58, é rancheiro de perto de Fort Worth, e não ficava duro há três anos. Nem com a mulher, nem sozinho, nem com a pílula azul. Ele me contou isso ainda de calça, e eu quase disse</w:t>
-      </w:r>
-      <w:r>
-        <w:t xml:space="preserve"> </w:t>
-      </w:r>
-      <w:r>
-        <w:t xml:space="preserve">“</w:t>
-      </w:r>
-      <w:r>
-        <w:t xml:space="preserve">me desculpa</w:t>
-      </w:r>
-      <w:r>
-        <w:t xml:space="preserve">”</w:t>
-      </w:r>
-      <w:r>
-        <w:t xml:space="preserve">. Isso foi três vezes atrás. Três rounds, e ele não amoleceu uma vez sequer. Nenhuma. Eu senti ele no meu estômago. Vinte e cinco anos na frente de uma câmera com os maiores homens desse ramo, e eu nunca pedi pra um homem parar. Pedi pra ele parar. E eu ainda sinto o gosto dele.</w:t>
+        <w:t xml:space="preserve">Shh. Dá um minuto pra ele. Acabei de gravar um vídeo com um fã. Ele tem 58, é rancheiro de perto de Fort Worth, e não ficava duro há três anos. Nem com a mulher, nem sozinho, nem com a pílula azul. Ele me contou isso ainda de calça. Isso foi três vezes atrás. Três rounds, e ele não amoleceu uma vez sequer. Eu senti ele no meu estômago. Vinte e cinco anos na frente de uma câmera com os maiores homens desse ramo, e eu nunca pedi pra um homem parar. Pedi pra ele parar. E eu ainda sinto o gosto dele.</w:t>
       </w:r>
       <w:r>
         <w:t xml:space="preserve"> </w:t>
@@ -1601,7 +1568,7 @@
         <w:t xml:space="preserve"> </w:t>
       </w:r>
       <w:r>
-        <w:t xml:space="preserve">Isso funciona em qualquer homem. Não importa a sua idade, há quanto tempo ele está morto, nem quantas pílulas você já tentou. Se o seu não levanta mais, ele volta duro feito pedra. Se levanta e desiste no meio, ele fica duro até ela terminar, e mais um pouco. Se você acaba em dois minutos, você dura. E sim, se você é pequeno aí embaixo, ele fica maior também. Da próxima vez que a sua mulher abaixar a sua calça, ela não vai encontrar ele mole. Vai encontrar ele já de pé.</w:t>
+        <w:t xml:space="preserve">Isso funciona em qualquer homem, não importa há quanto tempo ele está morto nem quantas pílulas você já tentou. Se o seu não levanta mais, ele volta duro feito pedra. Se desiste no meio, ele fica duro até ela terminar. Se você acaba em dois minutos, você dura. E sim, se você é pequeno aí embaixo, ele fica maior também. Da próxima vez que a sua mulher abaixar a sua calça, ela não vai encontrar ele mole. Vai encontrar ele já de pé.</w:t>
       </w:r>
     </w:p>
     <w:p>
@@ -1635,7 +1602,7 @@
         <w:t xml:space="preserve"> </w:t>
       </w:r>
       <w:r>
-        <w:t xml:space="preserve">E agora a minha amiga Cory Chase, mil e quinhentas cenas, a mulher mais assistida desse ramo, vai preparar do jeito certo e testar no homem que está naquele quarto. O que não conseguia levantar há três anos. Veja com os seus próprios olhos. Todo mundo tem esse pó em casa. Ou na loja de ração, ou no Walmart, por um dólar. Uma colher. Mas não assim.</w:t>
+        <w:t xml:space="preserve">E agora a minha amiga Cory Chase, mil e quinhentas cenas, a mulher mais assistida desse ramo, vai preparar do jeito certo e testar no homem que está naquele quarto, que não conseguia levantar há três anos. Veja com os seus próprios olhos. Todo mundo tem esse pó em casa. Ou na loja de ração, ou no Walmart, por um dólar. Uma colher. Mas não assim.</w:t>
       </w:r>
     </w:p>
     <w:p>
@@ -1701,7 +1668,7 @@
         <w:t xml:space="preserve"> </w:t>
       </w:r>
       <w:r>
-        <w:t xml:space="preserve">Agora a parte que importa. Ele bebe. Só isso. Sem pílula uma hora antes, sem bomba, sem agulha no pau. Na primeira manhã, ele acorda e já está de pé. E não desiste. Não amolece quando troca de posição, não amolece quando você pensa nisso, não acaba em dois minutos. Eu gozei duas vezes ontem à noite, e eu finjo pra viver. Metade dos homens que pagam o meu OnlyFans estão nisso agora, e as mulheres deles acham que Deus atendeu uma oração.</w:t>
+        <w:t xml:space="preserve">Agora a parte que importa. Ele bebe. Só isso. Sem pílula uma hora antes, sem bomba, sem agulha no pau. Na primeira manhã, ele acorda e já está de pé. E não desiste. Não amolece quando troca de posição, não acaba em dois minutos. Eu gozei duas vezes ontem à noite, e eu finjo pra viver. Metade dos homens que pagam o meu OnlyFans estão nisso agora, e as mulheres deles acham que Deus atendeu uma oração.</w:t>
       </w:r>
       <w:r>
         <w:t xml:space="preserve"> </w:t>
@@ -1767,7 +1734,7 @@
         <w:t xml:space="preserve"> </w:t>
       </w:r>
       <w:r>
-        <w:t xml:space="preserve">Eu tenho 61, sou diabético, e a pílula azul parou de funcionar em mim há dois anos. Eu fiz no carro. Duro por quarenta minutos. O problema é que eu dirijo Uber em Dallas. Estava marcando tanto no jeans que uma passageira não aguentou. Ela pediu pra chupar ali mesmo, no banco de trás, perto do aeroporto.</w:t>
+        <w:t xml:space="preserve">Eu tenho 61, sou diabético, a pílula azul desistiu de mim há dois anos. Eu fiz no carro. Duro por quarenta minutos. O problema é que eu dirijo Uber em Dallas. Estava marcando tanto no jeans que uma passageira não aguentou. Ela pediu pra chupar ali mesmo, no banco de trás, perto do aeroporto.</w:t>
       </w:r>
       <w:r>
         <w:t xml:space="preserve"> </w:t>
@@ -1783,7 +1750,7 @@
         <w:t xml:space="preserve"> </w:t>
       </w:r>
       <w:r>
-        <w:t xml:space="preserve">Funcionou um pouco bem demais. Eu acabava em dois minutos, quando chegava lá. Agora o meu amigo aí embaixo fica duro só de olhar pra uma mulher. E é difícil gozar. Uma mulher me perguntou se eu tinha algum problema. Ela já tinha gozado três vezes e eu continuava.</w:t>
+        <w:t xml:space="preserve">Funcionou um pouco bem demais. Eu acabava em dois minutos, quando chegava lá. Agora ele fica duro só de olhar pra uma mulher, e é difícil gozar. Uma mulher me perguntou se eu tinha algum problema. Ela já tinha gozado três vezes e eu continuava.</w:t>
       </w:r>
     </w:p>
     <w:p>
@@ -2947,7 +2914,7 @@
         <w:t xml:space="preserve"> </w:t>
       </w:r>
       <w:r>
-        <w:t xml:space="preserve">846 palavras / 4311 caracteres falados em EN para ~4:15 (HJ 0:00–4:07 ≈ 600 palavras em PT; o inglês corre ~10% mais curto).</w:t>
+        <w:t xml:space="preserve">806 palavras / 4128 caracteres falados em EN para ~4:20 (HJ 0:00–4:07 ≈ 600 palavras em PT; o inglês corre ~10% mais curto).</w:t>
       </w:r>
     </w:p>
     <w:bookmarkEnd w:id="28"/>

--- a/analise-ed/copy/VSL_SodaFil_00_Lead_B.docx
+++ b/analise-ed/copy/VSL_SodaFil_00_Lead_B.docx
@@ -2,7 +2,7 @@
 <file path=word/document.xml><?xml version="1.0" encoding="utf-8"?>
 <w:document xmlns:w="http://schemas.openxmlformats.org/wordprocessingml/2006/main" xmlns:m="http://schemas.openxmlformats.org/officeDocument/2006/math" xmlns:r="http://schemas.openxmlformats.org/officeDocument/2006/relationships" xmlns:o="urn:schemas-microsoft-com:office:office" xmlns:v="urn:schemas-microsoft-com:vml" xmlns:w10="urn:schemas-microsoft-com:office:word" xmlns:a="http://schemas.openxmlformats.org/drawingml/2006/main" xmlns:pic="http://schemas.openxmlformats.org/drawingml/2006/picture" xmlns:wp="http://schemas.openxmlformats.org/drawingml/2006/wordprocessingDrawing">
   <w:body>
-    <w:bookmarkStart w:id="29" w:name="X7fb32a1dd4478dbe2b9cd64642a86b1503cddec"/>
+    <w:bookmarkStart w:id="29" w:name="X8e5568caf361cdaf9ce4741f37e475e62cdb868"/>
     <w:p>
       <w:pPr>
         <w:pStyle w:val="Heading1"/>
@@ -17,16 +17,16 @@
         <w:t xml:space="preserve">“</w:t>
       </w:r>
       <w:r>
-        <w:t xml:space="preserve">JULIA ANN E CORY CHASE</w:t>
-      </w:r>
-      <w:r>
-        <w:t xml:space="preserve">”</w:t>
-      </w:r>
-      <w:r>
-        <w:t xml:space="preserve"> </w:t>
-      </w:r>
-      <w:r>
-        <w:t xml:space="preserve">(lead geral modelada na Horse Jelly, versão quente) (v2.1, 16/10/2026)</w:t>
+        <w:t xml:space="preserve">O CELEIRO</w:t>
+      </w:r>
+      <w:r>
+        <w:t xml:space="preserve">”</w:t>
+      </w:r>
+      <w:r>
+        <w:t xml:space="preserve"> </w:t>
+      </w:r>
+      <w:r>
+        <w:t xml:space="preserve">— Julia Ann e Cory Chase (lead geral modelada na Horse Jelly, versão quente) (v3, 16/10/2026)</w:t>
       </w:r>
     </w:p>
     <w:p>
@@ -44,7 +44,7 @@
         <w:t xml:space="preserve"> </w:t>
       </w:r>
       <w:r>
-        <w:t xml:space="preserve">HORSE JELLY, lead inteira, 0:00 → 4:07, parágrafo a parágrafo: 1.1 o caso do fã + três camadas · 1.2 objeção + promessa de duas semanas + a amiga entra +</w:t>
+        <w:t xml:space="preserve">HORSE JELLY, lead inteira, 0:00 → 4:07, parágrafo a parágrafo: 1.1 o caso + três camadas · 1.2 objeção + promessa de duas semanas + a amiga entra +</w:t>
       </w:r>
       <w:r>
         <w:t xml:space="preserve"> </w:t>
@@ -105,6 +105,54 @@
           <w:bCs/>
           <w:b/>
         </w:rPr>
+        <w:t xml:space="preserve">Cenário:</w:t>
+      </w:r>
+      <w:r>
+        <w:t xml:space="preserve"> </w:t>
+      </w:r>
+      <w:r>
+        <w:t xml:space="preserve">dentro do celeiro de uma fazenda de touros Longhorn perto de Fort Worth. A baia com feno faz o papel do quarto da HJ; a sala de ração (bancada, sacos de ração, galão d’água) faz o papel da cozinha; um Longhorn fica visível na baia em frente o tempo todo.</w:t>
+      </w:r>
+      <w:r>
+        <w:t xml:space="preserve"> </w:t>
+      </w:r>
+      <w:r>
+        <w:rPr>
+          <w:bCs/>
+          <w:b/>
+        </w:rPr>
+        <w:t xml:space="preserve">Abertura:</w:t>
+      </w:r>
+      <w:r>
+        <w:t xml:space="preserve"> </w:t>
+      </w:r>
+      <w:r>
+        <w:t xml:space="preserve">Julia foi visitar a fazenda, viu o dono, 62 anos, marcando na calça junto à cerca, e puxou ele pra dentro do celeiro pra gravar.</w:t>
+      </w:r>
+      <w:r>
+        <w:t xml:space="preserve"> </w:t>
+      </w:r>
+      <w:r>
+        <w:rPr>
+          <w:bCs/>
+          <w:b/>
+        </w:rPr>
+        <w:t xml:space="preserve">Foco:</w:t>
+      </w:r>
+      <w:r>
+        <w:t xml:space="preserve"> </w:t>
+      </w:r>
+      <w:r>
+        <w:t xml:space="preserve">ED em primeiro plano (não levanta, amolece no meio, dura pouco, acordar duro), tamanho em segundo plano, como nas Leads A e C.</w:t>
+      </w:r>
+      <w:r>
+        <w:t xml:space="preserve"> </w:t>
+      </w:r>
+      <w:r>
+        <w:rPr>
+          <w:bCs/>
+          <w:b/>
+        </w:rPr>
         <w:t xml:space="preserve">Fora, por decisão do doc 07:</w:t>
       </w:r>
       <w:r>
@@ -120,56 +168,7 @@
         <w:t xml:space="preserve">”</w:t>
       </w:r>
       <w:r>
-        <w:t xml:space="preserve">; massagem tópica em 15 segundos; caixa de marca; logo de terceiro.</w:t>
-      </w:r>
-      <w:r>
-        <w:t xml:space="preserve"> </w:t>
-      </w:r>
-      <w:r>
-        <w:rPr>
-          <w:bCs/>
-          <w:b/>
-        </w:rPr>
-        <w:t xml:space="preserve">Foco:</w:t>
-      </w:r>
-      <w:r>
-        <w:t xml:space="preserve"> </w:t>
-      </w:r>
-      <w:r>
-        <w:t xml:space="preserve">ED em primeiro plano (não levanta, amolece no meio, dura pouco, acordar duro), tamanho em segundo plano, como nas Leads A e C. O caso do fã muda de</w:t>
-      </w:r>
-      <w:r>
-        <w:t xml:space="preserve"> </w:t>
-      </w:r>
-      <w:r>
-        <w:t xml:space="preserve">“</w:t>
-      </w:r>
-      <w:r>
-        <w:t xml:space="preserve">4,5 polegadas</w:t>
-      </w:r>
-      <w:r>
-        <w:t xml:space="preserve">”</w:t>
-      </w:r>
-      <w:r>
-        <w:t xml:space="preserve"> </w:t>
-      </w:r>
-      <w:r>
-        <w:t xml:space="preserve">para</w:t>
-      </w:r>
-      <w:r>
-        <w:t xml:space="preserve"> </w:t>
-      </w:r>
-      <w:r>
-        <w:t xml:space="preserve">“</w:t>
-      </w:r>
-      <w:r>
-        <w:t xml:space="preserve">três anos sem levantar</w:t>
-      </w:r>
-      <w:r>
-        <w:t xml:space="preserve">”</w:t>
-      </w:r>
-      <w:r>
-        <w:t xml:space="preserve">.</w:t>
+        <w:t xml:space="preserve">; massagem tópica; caixa de marca; logo de terceiro.</w:t>
       </w:r>
       <w:r>
         <w:t xml:space="preserve"> </w:t>
@@ -201,7 +200,7 @@
         <w:t xml:space="preserve"> </w:t>
       </w:r>
       <w:r>
-        <w:t xml:space="preserve">JULIA ANN (aposentada, sem contrato). CORY CHASE (validada). O RANCHEIRO: 58, de perto de Fort Worth, nunca de rosto; só ombro, mão, peito grisalho. Três homens de depoimento em selfie.</w:t>
+        <w:t xml:space="preserve">JULIA ANN (aposentada, sem contrato). CORY CHASE (validada). O DONO: 62, dono da fazenda de touros, nunca de rosto; só botas, mão, peito grisalho, chapéu no feno. Três homens de depoimento em selfie.</w:t>
       </w:r>
       <w:r>
         <w:t xml:space="preserve"> </w:t>
@@ -265,7 +264,7 @@
         <w:t xml:space="preserve"> </w:t>
       </w:r>
       <w:r>
-        <w:t xml:space="preserve">~4:05 (HJ: 4:07).</w:t>
+        <w:t xml:space="preserve">~4:20 (HJ: 4:07).</w:t>
       </w:r>
     </w:p>
     <w:p>
@@ -284,13 +283,13 @@
         <w:t xml:space="preserve">ENGLISH (copy final para gravação)</w:t>
       </w:r>
     </w:p>
-    <w:bookmarkStart w:id="20" w:name="o-quarto-o-caso-e-as-três-camadas"/>
+    <w:bookmarkStart w:id="20" w:name="Xeb1c298c844a403928e876075bcffd20241a291"/>
     <w:p>
       <w:pPr>
         <w:pStyle w:val="Heading3"/>
       </w:pPr>
       <w:r>
-        <w:t xml:space="preserve">1.1 · 0:00 → 0:50 · O quarto · o caso e as três camadas</w:t>
+        <w:t xml:space="preserve">1.1 · 0:00 → 0:55 · A baia · a visita, o dono marcando, o caso e as três camadas</w:t>
       </w:r>
     </w:p>
     <w:p>
@@ -311,7 +310,7 @@
         <w:t xml:space="preserve">“</w:t>
       </w:r>
       <w:r>
-        <w:t xml:space="preserve">SHE COULDN’T WALK THIS MORNING</w:t>
+        <w:t xml:space="preserve">SHE CAME TO SEE THE BULLS</w:t>
       </w:r>
       <w:r>
         <w:t xml:space="preserve">”</w:t>
@@ -330,7 +329,22 @@
         <w:t xml:space="preserve"> </w:t>
       </w:r>
       <w:r>
-        <w:t xml:space="preserve">celular apoiado no criado-mudo, meia-luz. Julia Ann sai de cima dele por baixo do lençol, ofegante, batom borrado, boca inchada; quando levanta, a câmera pega a marca molhada no lençol. O rancheiro: peito grisalho, braço, rosto fora do quadro. No criado-mudo, um copo com resíduo branco e uma colher. Ela enrola o lençol no corpo, ombro e perna de fora, e sai do quarto mancando de leve; a porta fecha atrás dela e a voz volta ao normal. ✂ Anúncio: ela já sentada na beira da cama, ele dormindo atrás, sem a marca no lençol.</w:t>
+        <w:t xml:space="preserve">celular apoiado numa trave da baia, luz de fresta entrando pelas tábuas, poeira no ar. Julia Ann sai de cima dele no feno, ofegante, batom borrado, palha no cabelo, só de calcinha preta, uma manta de sela jogada no ombro; quando levanta, a câmera pega a marca molhada na manta. O dono: botas pra fora do feno, peito grisalho, chapéu caído, rosto fora do quadro. Na trave, um copo com resíduo branco e uma colher. Na baia em frente, o Longhorn olhando. Ela sai da baia mancando de leve e encosta a porteira; a voz volta ao normal. Em</w:t>
+      </w:r>
+      <w:r>
+        <w:t xml:space="preserve"> </w:t>
+      </w:r>
+      <w:r>
+        <w:t xml:space="preserve">“</w:t>
+      </w:r>
+      <w:r>
+        <w:t xml:space="preserve">marking through his jeans</w:t>
+      </w:r>
+      <w:r>
+        <w:t xml:space="preserve">”</w:t>
+      </w:r>
+      <w:r>
+        <w:t xml:space="preserve">, recorte dela na cerca, de óculos escuros, olhando pra baixo. ✂ Anúncio: ela já sentada no fardo de feno com a manta no corpo, ele dormindo atrás, sem a marca.</w:t>
       </w:r>
       <w:r>
         <w:t xml:space="preserve"> </w:t>
@@ -349,7 +363,25 @@
         <w:t xml:space="preserve">“</w:t>
       </w:r>
       <w:r>
-        <w:t xml:space="preserve">HE’S 58</w:t>
+        <w:t xml:space="preserve">HE’S 62</w:t>
+      </w:r>
+      <w:r>
+        <w:t xml:space="preserve">”</w:t>
+      </w:r>
+      <w:r>
+        <w:t xml:space="preserve"> </w:t>
+      </w:r>
+      <w:r>
+        <w:t xml:space="preserve">→</w:t>
+      </w:r>
+      <w:r>
+        <w:t xml:space="preserve"> </w:t>
+      </w:r>
+      <w:r>
+        <w:t xml:space="preserve">“</w:t>
+      </w:r>
+      <w:r>
+        <w:t xml:space="preserve">MARKING THROUGH HIS JEANS</w:t>
       </w:r>
       <w:r>
         <w:t xml:space="preserve">”</w:t>
@@ -460,7 +492,7 @@
         <w:t xml:space="preserve"> </w:t>
       </w:r>
       <w:r>
-        <w:t xml:space="preserve">Shh. Give him a minute. I just finished a video with a fan. He’s 58, a rancher from outside Fort Worth, and he hadn’t gotten hard in three years. Not with his wife, not alone, not with the blue pill. He told me that with his pants still on. That was three times ago. Three rounds, and he never went soft once. I felt him in my stomach. Twenty-five years in front of a camera with the biggest men in this business, and I never once asked a man to stop. I asked him to stop. And I can still taste him.</w:t>
+        <w:t xml:space="preserve">Shh. Give him a minute. I came out here to see a bull ranch. Just to look at the bulls. And the man who owns the place, 62 years old, walked up to the fence in his jeans, and I stopped looking at the bulls. He was marking through his jeans like he was 25. At 62. So I grabbed him by the belt, pulled him in here, into his own barn, and I hit record. He told me three years ago he couldn’t get it up at all. Not with his wife, not with the blue pill. That was three times ago. Three rounds in the hay, and he never went soft once. I felt him in my stomach. Twenty-five years in front of a camera with the biggest men in this business, and I never once asked a man to stop. I asked him to stop. And I can still taste him.</w:t>
       </w:r>
       <w:r>
         <w:t xml:space="preserve"> </w:t>
@@ -470,7 +502,7 @@
           <w:iCs/>
           <w:i/>
         </w:rPr>
-        <w:t xml:space="preserve">(a porta fecha; voz normal)</w:t>
+        <w:t xml:space="preserve">(a porteira encosta; voz normal)</w:t>
       </w:r>
       <w:r>
         <w:t xml:space="preserve"> </w:t>
@@ -480,13 +512,13 @@
       </w:r>
     </w:p>
     <w:bookmarkEnd w:id="20"/>
-    <w:bookmarkStart w:id="21" w:name="Xcd8bc39099e962e7458bd1b9b1a96ba19bc6c44"/>
+    <w:bookmarkStart w:id="21" w:name="X19375f34cac65c4a60d951eb09c2d89ec4eeb51"/>
     <w:p>
       <w:pPr>
         <w:pStyle w:val="Heading3"/>
       </w:pPr>
       <w:r>
-        <w:t xml:space="preserve">1.2 · 0:50 → 1:35 · A cozinha · objeção, duas semanas, a amiga,</w:t>
+        <w:t xml:space="preserve">1.2 · 0:55 → 1:40 · A sala de ração · objeção, duas semanas, a amiga,</w:t>
       </w:r>
       <w:r>
         <w:t xml:space="preserve"> </w:t>
@@ -516,7 +548,7 @@
         <w:t xml:space="preserve"> </w:t>
       </w:r>
       <w:r>
-        <w:t xml:space="preserve">Julia solta o lençol fora do quadro; só de calcinha preta, de costas no balcão quando a cena abre, vira com o braço cobrindo o peito e sobe no balcão, pernas cruzadas. Ao lado da coxa: copo d’água, pote de vidro sem rótulo com pó branco, colher. Encostado na parede, o saco pardo de ração com</w:t>
+        <w:t xml:space="preserve">Julia solta a manta fora do quadro; só de calcinha, de costas na bancada quando a cena abre, vira com o braço cobrindo o peito e sobe na bancada, pernas cruzadas. Ao lado da coxa: galão d’água, copo, pote de vidro sem rótulo com pó branco, colher. Atrás dela, sacos de ração empilhados até o teto, estampa</w:t>
       </w:r>
       <w:r>
         <w:t xml:space="preserve"> </w:t>
@@ -531,10 +563,7 @@
         <w:t xml:space="preserve">”</w:t>
       </w:r>
       <w:r>
-        <w:t xml:space="preserve"> </w:t>
-      </w:r>
-      <w:r>
-        <w:t xml:space="preserve">estampado, sem marca. Flashes de meio segundo das cenas licenciadas dela em</w:t>
+        <w:t xml:space="preserve">, sem marca. Flashes de meio segundo das cenas licenciadas dela em</w:t>
       </w:r>
       <w:r>
         <w:t xml:space="preserve"> </w:t>
@@ -570,7 +599,7 @@
         <w:t xml:space="preserve"> </w:t>
       </w:r>
       <w:r>
-        <w:t xml:space="preserve">(sem rosto de parceiro). CORY CHASE entra em</w:t>
+        <w:t xml:space="preserve">(sem rosto de parceiro). CORY CHASE entra pela porta grande do celeiro em</w:t>
       </w:r>
       <w:r>
         <w:t xml:space="preserve"> </w:t>
@@ -585,7 +614,7 @@
         <w:t xml:space="preserve">”</w:t>
       </w:r>
       <w:r>
-        <w:t xml:space="preserve">: biquíni preto com o logo da própria plataforma, cabelo molhado, toalha no ombro; toma a colher da mão da Julia em</w:t>
+        <w:t xml:space="preserve">: biquíni preto com o logo da própria plataforma, cabelo molhado, vindo da piscina da casa principal, botas de montaria; toma a colher da mão da Julia em</w:t>
       </w:r>
       <w:r>
         <w:t xml:space="preserve"> </w:t>
@@ -746,7 +775,7 @@
         <w:t xml:space="preserve"> </w:t>
       </w:r>
       <w:r>
-        <w:t xml:space="preserve">And now my friend Cory Chase, fifteen hundred scenes, the most watched woman in this business, is gonna fix it the right way and test it on the man in that room, who couldn’t get it up for three years. Watch it with your own eyes. Everybody’s got this powder at home. Or at the feed store, or at Walmart, for a dollar. One spoon. But not like this.</w:t>
+        <w:t xml:space="preserve">And now my friend Cory Chase, fifteen hundred scenes, the most watched woman in this business, is gonna fix it the way he fixes it and test it on the man in that stall, who couldn’t get it up for three years. Watch it with your own eyes. Everybody’s got this powder at home. It’s in every one of these sacks, it’s at Walmart for a dollar. One spoon. But not like this. He showed me.</w:t>
       </w:r>
     </w:p>
     <w:bookmarkEnd w:id="21"/>
@@ -756,7 +785,7 @@
         <w:pStyle w:val="Heading3"/>
       </w:pPr>
       <w:r>
-        <w:t xml:space="preserve">1.3 · 1:35 → 2:30 · O preparo · a origem com nome ·</w:t>
+        <w:t xml:space="preserve">1.3 · 1:40 → 2:35 · O preparo · a origem com nome ·</w:t>
       </w:r>
       <w:r>
         <w:t xml:space="preserve"> </w:t>
@@ -837,7 +866,25 @@
         <w:t xml:space="preserve">”</w:t>
       </w:r>
       <w:r>
-        <w:t xml:space="preserve">. Na fala da Julia, recorte do Tyson sentado com o Huberman, sem áudio. Depois Cory leva o copo pro quarto, a câmera segue; ela senta na cama e puxa o lençol; a câmera fica no rosto dela, os olhos arregalam; ela desce pra fora do quadro. ✂ Anúncio: sem cheirar, sem beijo, sem flashes; Cory fica no quadro depois da frase e entrega o copo, só a mão dele vira.</w:t>
+        <w:t xml:space="preserve">. Na fala da Julia, recorte do Tyson sentado com o Huberman, sem áudio; em</w:t>
+      </w:r>
+      <w:r>
+        <w:t xml:space="preserve"> </w:t>
+      </w:r>
+      <w:r>
+        <w:t xml:space="preserve">“</w:t>
+      </w:r>
+      <w:r>
+        <w:t xml:space="preserve">It’s the bull</w:t>
+      </w:r>
+      <w:r>
+        <w:t xml:space="preserve">”</w:t>
+      </w:r>
+      <w:r>
+        <w:t xml:space="preserve"> </w:t>
+      </w:r>
+      <w:r>
+        <w:t xml:space="preserve">ela aponta o Longhorn na baia em frente. Depois Cory leva o copo pra baia, a câmera segue; ela ajoelha no feno e puxa a manta; a câmera fica no rosto dela, os olhos arregalam; ela desce pra fora do quadro. ✂ Anúncio: sem cheirar, sem beijo, sem flashes; Cory fica no quadro depois da frase e entrega o copo, só a mão dele vira.</w:t>
       </w:r>
       <w:r>
         <w:t xml:space="preserve"> </w:t>
@@ -1035,7 +1082,7 @@
         <w:t xml:space="preserve"> </w:t>
       </w:r>
       <w:r>
-        <w:t xml:space="preserve">Give me that. Not like that. You don’t just stir it. That’s the part the ranchers never tell anybody.</w:t>
+        <w:t xml:space="preserve">Give me that. Not like that. You don’t just stir it. That’s the part the ranchers never tell anybody. He told her. She told me.</w:t>
       </w:r>
       <w:r>
         <w:t xml:space="preserve"> </w:t>
@@ -1069,7 +1116,23 @@
         <w:t xml:space="preserve"> </w:t>
       </w:r>
       <w:r>
-        <w:t xml:space="preserve">This took over the internet after Mike Tyson sat down with Andrew Huberman and told the whole world what his wife did behind his back, and what he did about it at 60. And no, it’s not the horse. It’s the bull.</w:t>
+        <w:t xml:space="preserve">This took over the internet after Mike Tyson sat down with Andrew Huberman and told the whole world what his wife did behind his back, and what he did about it at 60. And no, it’s not the horse.</w:t>
+      </w:r>
+      <w:r>
+        <w:t xml:space="preserve"> </w:t>
+      </w:r>
+      <w:r>
+        <w:rPr>
+          <w:iCs/>
+          <w:i/>
+        </w:rPr>
+        <w:t xml:space="preserve">(aponta a baia)</w:t>
+      </w:r>
+      <w:r>
+        <w:t xml:space="preserve"> </w:t>
+      </w:r>
+      <w:r>
+        <w:t xml:space="preserve">It’s the bull.</w:t>
       </w:r>
     </w:p>
     <w:p>
@@ -1081,7 +1144,7 @@
           <w:bCs/>
           <w:b/>
         </w:rPr>
-        <w:t xml:space="preserve">CORY CHASE (no quarto, puxando o lençol):</w:t>
+        <w:t xml:space="preserve">CORY CHASE (na baia, puxando a manta):</w:t>
       </w:r>
       <w:r>
         <w:t xml:space="preserve"> </w:t>
@@ -1097,7 +1160,7 @@
         <w:pStyle w:val="Heading3"/>
       </w:pPr>
       <w:r>
-        <w:t xml:space="preserve">2 · 2:30 → 3:10 · Três depoimentos de lugar</w:t>
+        <w:t xml:space="preserve">2 · 2:35 → 3:20 · Três depoimentos de lugar</w:t>
       </w:r>
     </w:p>
     <w:p>
@@ -1115,7 +1178,7 @@
         <w:t xml:space="preserve"> </w:t>
       </w:r>
       <w:r>
-        <w:t xml:space="preserve">três selfies, dez segundos cada. Homem 1 no banheiro de um escritório, lettering</w:t>
+        <w:t xml:space="preserve">três selfies, quinze segundos cada. Homem 1 no banheiro de um escritório, lettering</w:t>
       </w:r>
       <w:r>
         <w:t xml:space="preserve"> </w:t>
@@ -1188,13 +1251,13 @@
       </w:r>
     </w:p>
     <w:bookmarkEnd w:id="23"/>
-    <w:bookmarkStart w:id="24" w:name="X27d46a4ca1f7affab970a5d11f55cc54e7708cd"/>
+    <w:bookmarkStart w:id="24" w:name="Xa6fd96094afe59378f3eb5d3d12dcf971b23447"/>
     <w:p>
       <w:pPr>
         <w:pStyle w:val="Heading3"/>
       </w:pPr>
       <w:r>
-        <w:t xml:space="preserve">3 · 3:10 → 4:05 · A porta · condições, as casadas, 30 milhões,</w:t>
+        <w:t xml:space="preserve">3 · 3:20 → 4:20 · A porteira · condições, as casadas, 30 milhões,</w:t>
       </w:r>
       <w:r>
         <w:t xml:space="preserve"> </w:t>
@@ -1224,7 +1287,7 @@
         <w:t xml:space="preserve"> </w:t>
       </w:r>
       <w:r>
-        <w:t xml:space="preserve">câmera no chão do corredor, apontada pra porta entreaberta; no fundo, as silhuetas da Cory e do rancheiro na cama. Julia vem até a porta, só rosto e ombro: batom borrado, marca de dente no ombro. Em</w:t>
+        <w:t xml:space="preserve">câmera no chão do corredor do celeiro, apontada pra porteira entreaberta da baia; no fundo, as silhuetas da Cory e do dono no feno; o Longhorn na baia em frente vira a cabeça. Julia vem até a porteira, só rosto e ombro: batom borrado, palha no cabelo, marca de dente no ombro. Em</w:t>
       </w:r>
       <w:r>
         <w:t xml:space="preserve"> </w:t>
@@ -1239,7 +1302,7 @@
         <w:t xml:space="preserve">”</w:t>
       </w:r>
       <w:r>
-        <w:t xml:space="preserve">, o biquíni da Cory voa pela porta e cai perto da câmera. Recorte de tela</w:t>
+        <w:t xml:space="preserve">, o biquíni da Cory voa por cima da porteira e cai perto da câmera. Recorte de tela</w:t>
       </w:r>
       <w:r>
         <w:t xml:space="preserve"> </w:t>
@@ -1308,7 +1371,7 @@
         <w:t xml:space="preserve"> </w:t>
       </w:r>
       <w:r>
-        <w:t xml:space="preserve">ela olha por cima do ombro. Fecha com a mão dela encostando a porta. ✂ Anúncio: porta fechada, Julia de lingerie no corredor, sem silhuetas, sem o biquíni.</w:t>
+        <w:t xml:space="preserve">ela olha por cima do ombro. Fecha com a mão dela encostando a porteira. ✂ Anúncio: porteira fechada, Julia de lingerie no corredor, sem silhuetas, sem o biquíni.</w:t>
       </w:r>
       <w:r>
         <w:t xml:space="preserve"> </w:t>
@@ -1456,7 +1519,7 @@
         <w:t xml:space="preserve"> </w:t>
       </w:r>
       <w:r>
-        <w:t xml:space="preserve">And the craziest part: it doesn’t matter if you’ve got diabetes, high blood pressure or a prostate the size of a peach. There’s nothing in your blood. It’s not a pill you take an hour before and pray. It’s a powder out of a feed sack, and you wake up hard.</w:t>
+        <w:t xml:space="preserve">And the craziest part: it doesn’t matter if you’ve got diabetes, high blood pressure or a prostate the size of a peach. There’s nothing in your blood. It’s not a pill you take an hour before and pray. It’s a powder out of one of those sacks, and you wake up hard.</w:t>
       </w:r>
       <w:r>
         <w:t xml:space="preserve"> </w:t>
@@ -1488,7 +1551,7 @@
         <w:t xml:space="preserve"> </w:t>
       </w:r>
       <w:r>
-        <w:t xml:space="preserve">Cory’s finding that out right now. Almost 30 million views on this video in one week. The server crashed twice. I’m retired. No contract, no director, so I can finally say whatever I want. And we’re in America, honey. I get paid for this. After last night, I’d have done it for free. So don’t miss one detail. Okay. I’m pressing play. And while you watch, I’m gonna go finish what I started.</w:t>
+        <w:t xml:space="preserve">Cory’s finding that out right now. Almost 30 million views on this video in one week. The server crashed twice. I’m retired. No contract, no director, so I can finally say whatever I want. And we’re in America, honey. I get paid for this. After this afternoon, I’d have done it for free. So don’t miss one detail. Okay. I’m pressing play. And while you watch, I’m gonna go finish what I started.</w:t>
       </w:r>
       <w:r>
         <w:t xml:space="preserve"> </w:t>
@@ -1516,7 +1579,7 @@
           <w:iCs/>
           <w:i/>
         </w:rPr>
-        <w:t xml:space="preserve">(a porta encosta; um segundo de preto; entra o Huberman)</w:t>
+        <w:t xml:space="preserve">(a porteira encosta; o touro bufa; um segundo de preto; entra o Huberman)</w:t>
       </w:r>
     </w:p>
     <w:p>
@@ -1552,7 +1615,7 @@
         <w:t xml:space="preserve"> </w:t>
       </w:r>
       <w:r>
-        <w:t xml:space="preserve">Shh. Dá um minuto pra ele. Acabei de gravar um vídeo com um fã. Ele tem 58, é rancheiro de perto de Fort Worth, e não ficava duro há três anos. Nem com a mulher, nem sozinho, nem com a pílula azul. Ele me contou isso ainda de calça. Isso foi três vezes atrás. Três rounds, e ele não amoleceu uma vez sequer. Eu senti ele no meu estômago. Vinte e cinco anos na frente de uma câmera com os maiores homens desse ramo, e eu nunca pedi pra um homem parar. Pedi pra ele parar. E eu ainda sinto o gosto dele.</w:t>
+        <w:t xml:space="preserve">Shh. Dá um minuto pra ele. Eu vim aqui pra conhecer uma fazenda de touros. Só pra olhar os touros. E o dono do lugar, 62 anos, veio até a cerca de jeans, e eu parei de olhar os touros. Ele estava marcando na calça como se tivesse 25. Aos 62. Então eu peguei ele pelo cinto, puxei pra cá dentro, pro celeiro dele mesmo, e apertei gravar. Ele me contou que três anos atrás não levantava de jeito nenhum. Nem com a mulher, nem com a pílula azul. Isso foi três vezes atrás. Três rounds no feno, e ele não amoleceu uma vez sequer. Eu senti ele no meu estômago. Vinte e cinco anos na frente de uma câmera com os maiores homens desse ramo, e eu nunca pedi pra um homem parar. Pedi pra ele parar. E eu ainda sinto o gosto dele.</w:t>
       </w:r>
       <w:r>
         <w:t xml:space="preserve"> </w:t>
@@ -1562,7 +1625,7 @@
           <w:iCs/>
           <w:i/>
         </w:rPr>
-        <w:t xml:space="preserve">(a porta fecha; voz normal)</w:t>
+        <w:t xml:space="preserve">(a porteira encosta; voz normal)</w:t>
       </w:r>
       <w:r>
         <w:t xml:space="preserve"> </w:t>
@@ -1602,7 +1665,7 @@
         <w:t xml:space="preserve"> </w:t>
       </w:r>
       <w:r>
-        <w:t xml:space="preserve">E agora a minha amiga Cory Chase, mil e quinhentas cenas, a mulher mais assistida desse ramo, vai preparar do jeito certo e testar no homem que está naquele quarto, que não conseguia levantar há três anos. Veja com os seus próprios olhos. Todo mundo tem esse pó em casa. Ou na loja de ração, ou no Walmart, por um dólar. Uma colher. Mas não assim.</w:t>
+        <w:t xml:space="preserve">E agora a minha amiga Cory Chase, mil e quinhentas cenas, a mulher mais assistida desse ramo, vai preparar do jeito que ele prepara e testar no homem que está naquela baia, que não conseguia levantar há três anos. Veja com os seus próprios olhos. Todo mundo tem esse pó em casa. Está em cada um desses sacos, está no Walmart por um dólar. Uma colher. Mas não assim. Ele me mostrou.</w:t>
       </w:r>
     </w:p>
     <w:p>
@@ -1652,7 +1715,7 @@
         <w:t xml:space="preserve"> </w:t>
       </w:r>
       <w:r>
-        <w:t xml:space="preserve">Me dá isso. Assim não. Você não só mexe. Essa é a parte que os rancheiros nunca contam pra ninguém.</w:t>
+        <w:t xml:space="preserve">Me dá isso. Assim não. Você não só mexe. Essa é a parte que os rancheiros nunca contam pra ninguém. Ele contou pra ela. Ela me contou.</w:t>
       </w:r>
       <w:r>
         <w:t xml:space="preserve"> </w:t>
@@ -1684,17 +1747,33 @@
         <w:t xml:space="preserve"> </w:t>
       </w:r>
       <w:r>
-        <w:t xml:space="preserve">Isso tomou conta da internet depois que o Mike Tyson sentou com o Andrew Huberman e contou pro mundo inteiro o que a mulher dele fez pelas costas, e o que ele fez a respeito aos 60. E não, não é o cavalo. É o touro.</w:t>
-      </w:r>
-      <w:r>
-        <w:t xml:space="preserve"> </w:t>
-      </w:r>
-      <w:r>
-        <w:rPr>
-          <w:bCs/>
-          <w:b/>
-        </w:rPr>
-        <w:t xml:space="preserve">CORY CHASE (no quarto, puxando o lençol):</w:t>
+        <w:t xml:space="preserve">Isso tomou conta da internet depois que o Mike Tyson sentou com o Andrew Huberman e contou pro mundo inteiro o que a mulher dele fez pelas costas, e o que ele fez a respeito aos 60. E não, não é o cavalo.</w:t>
+      </w:r>
+      <w:r>
+        <w:t xml:space="preserve"> </w:t>
+      </w:r>
+      <w:r>
+        <w:rPr>
+          <w:iCs/>
+          <w:i/>
+        </w:rPr>
+        <w:t xml:space="preserve">(aponta a baia)</w:t>
+      </w:r>
+      <w:r>
+        <w:t xml:space="preserve"> </w:t>
+      </w:r>
+      <w:r>
+        <w:t xml:space="preserve">É o touro.</w:t>
+      </w:r>
+      <w:r>
+        <w:t xml:space="preserve"> </w:t>
+      </w:r>
+      <w:r>
+        <w:rPr>
+          <w:bCs/>
+          <w:b/>
+        </w:rPr>
+        <w:t xml:space="preserve">CORY CHASE (na baia, puxando a manta):</w:t>
       </w:r>
       <w:r>
         <w:t xml:space="preserve"> </w:t>
@@ -1768,7 +1847,7 @@
         <w:t xml:space="preserve"> </w:t>
       </w:r>
       <w:r>
-        <w:t xml:space="preserve">E a parte mais louca: não importa se você tem diabetes, pressão alta ou uma próstata do tamanho de um pêssego. Não tem nada no seu sangue. Não é uma pílula que você toma uma hora antes e reza. É um pó que sai de um saco de ração, e você acorda duro.</w:t>
+        <w:t xml:space="preserve">E a parte mais louca: não importa se você tem diabetes, pressão alta ou uma próstata do tamanho de um pêssego. Não tem nada no seu sangue. Não é uma pílula que você toma uma hora antes e reza. É um pó que sai de um daqueles sacos, e você acorda duro.</w:t>
       </w:r>
       <w:r>
         <w:t xml:space="preserve"> </w:t>
@@ -1800,7 +1879,7 @@
         <w:t xml:space="preserve"> </w:t>
       </w:r>
       <w:r>
-        <w:t xml:space="preserve">A Cory está descobrindo isso agora mesmo. Quase 30 milhões de views nesse vídeo em uma semana. O servidor caiu duas vezes. Eu sou aposentada. Sem contrato, sem diretor, então eu finalmente posso dizer o que eu quiser. E estamos na América, querido. Eu sou paga pra isso. Depois de ontem à noite, eu teria feito de graça. Então não perca um detalhe. Ok. Vou dar play. E enquanto você assiste, eu vou terminar o que comecei.</w:t>
+        <w:t xml:space="preserve">A Cory está descobrindo isso agora mesmo. Quase 30 milhões de views nesse vídeo em uma semana. O servidor caiu duas vezes. Eu sou aposentada. Sem contrato, sem diretor, então eu finalmente posso dizer o que eu quiser. E estamos na América, querido. Eu sou paga pra isso. Depois dessa tarde, eu teria feito de graça. Então não perca um detalhe. Ok. Vou dar play. E enquanto você assiste, eu vou terminar o que comecei.</w:t>
       </w:r>
       <w:r>
         <w:t xml:space="preserve"> </w:t>
@@ -1962,7 +2041,7 @@
               <w:jc w:val="left"/>
             </w:pPr>
             <w:r>
-              <w:t xml:space="preserve">Lençol, a marca molhada, ele ainda na cama;</w:t>
+              <w:t xml:space="preserve">A visita à fazenda de touros, o dono de 62 marcando na cerca,</w:t>
             </w:r>
             <w:r>
               <w:t xml:space="preserve"> </w:t>
@@ -1971,7 +2050,7 @@
               <w:t xml:space="preserve">“</w:t>
             </w:r>
             <w:r>
-              <w:t xml:space="preserve">três anos sem ficar duro, nem com a pílula azul</w:t>
+              <w:t xml:space="preserve">peguei ele pelo cinto e puxei pro celeiro</w:t>
             </w:r>
             <w:r>
               <w:t xml:space="preserve">”</w:t>
@@ -1986,7 +2065,7 @@
               <w:t xml:space="preserve">“</w:t>
             </w:r>
             <w:r>
-              <w:t xml:space="preserve">três rounds e não amoleceu uma vez</w:t>
+              <w:t xml:space="preserve">três anos sem levantar, nem com a pílula azul</w:t>
             </w:r>
             <w:r>
               <w:t xml:space="preserve">”</w:t>
@@ -2001,6 +2080,21 @@
               <w:t xml:space="preserve">“</w:t>
             </w:r>
             <w:r>
+              <w:t xml:space="preserve">três rounds no feno e não amoleceu uma vez</w:t>
+            </w:r>
+            <w:r>
+              <w:t xml:space="preserve">”</w:t>
+            </w:r>
+            <w:r>
+              <w:t xml:space="preserve">;</w:t>
+            </w:r>
+            <w:r>
+              <w:t xml:space="preserve"> </w:t>
+            </w:r>
+            <w:r>
+              <w:t xml:space="preserve">“</w:t>
+            </w:r>
+            <w:r>
               <w:t xml:space="preserve">pedi pra ele parar</w:t>
             </w:r>
             <w:r>
@@ -2022,22 +2116,7 @@
               <w:t xml:space="preserve">”</w:t>
             </w:r>
             <w:r>
-              <w:t xml:space="preserve">; três camadas viradas pra ED (não levanta / desiste no meio / dois minutos) e o tamanho como quarta,</w:t>
-            </w:r>
-            <w:r>
-              <w:t xml:space="preserve"> </w:t>
-            </w:r>
-            <w:r>
-              <w:t xml:space="preserve">“</w:t>
-            </w:r>
-            <w:r>
-              <w:t xml:space="preserve">and yeah</w:t>
-            </w:r>
-            <w:r>
-              <w:t xml:space="preserve">”</w:t>
-            </w:r>
-            <w:r>
-              <w:t xml:space="preserve">;</w:t>
+              <w:t xml:space="preserve">; três camadas viradas pra ED e o tamanho como quarta;</w:t>
             </w:r>
             <w:r>
               <w:t xml:space="preserve"> </w:t>
@@ -2079,7 +2158,7 @@
               <w:jc w:val="left"/>
             </w:pPr>
             <w:r>
-              <w:t xml:space="preserve">O número pequeno (4,5) vira o tempo morto (3 anos); a anaconda vira a profissional se rendendo; o homem aparece (ombro, braço)</w:t>
+              <w:t xml:space="preserve">O número pequeno (4,5) vira o tempo morto (3 anos); a anaconda vira a profissional se rendendo; o homem aparece (botas, peito) e o touro fica em quadro</w:t>
             </w:r>
           </w:p>
         </w:tc>
@@ -2117,7 +2196,7 @@
               <w:t xml:space="preserve">“</w:t>
             </w:r>
             <w:r>
-              <w:t xml:space="preserve">em 2 semanas de joelhos, coisas que nunca fez com outro</w:t>
+              <w:t xml:space="preserve">em 2 semanas de joelhos</w:t>
             </w:r>
             <w:r>
               <w:t xml:space="preserve">”</w:t>
@@ -2174,7 +2253,7 @@
               <w:jc w:val="left"/>
             </w:pPr>
             <w:r>
-              <w:t xml:space="preserve">Igual, frase a frase;</w:t>
+              <w:t xml:space="preserve">Igual, frase a frase, na sala de ração;</w:t>
             </w:r>
             <w:r>
               <w:t xml:space="preserve"> </w:t>
@@ -2183,22 +2262,25 @@
               <w:t xml:space="preserve">“</w:t>
             </w:r>
             <w:r>
-              <w:t xml:space="preserve">pumps, pills and testosterone shots</w:t>
+              <w:t xml:space="preserve">acorda duro toda manhã</w:t>
             </w:r>
             <w:r>
               <w:t xml:space="preserve">”</w:t>
             </w:r>
             <w:r>
-              <w:t xml:space="preserve">; Cory Chase, 1.500 cenas; teste no rancheiro do quarto;</w:t>
-            </w:r>
-            <w:r>
               <w:t xml:space="preserve"> </w:t>
             </w:r>
             <w:r>
+              <w:t xml:space="preserve">antes da mulher de joelhos; Cory Chase, 1.500 cenas; teste no dono da baia;</w:t>
+            </w:r>
+            <w:r>
+              <w:t xml:space="preserve"> </w:t>
+            </w:r>
+            <w:r>
               <w:t xml:space="preserve">“</w:t>
             </w:r>
             <w:r>
-              <w:t xml:space="preserve">feed store or Walmart, a dollar; one spoon, but not like this</w:t>
+              <w:t xml:space="preserve">está em cada um desses sacos, no Walmart por um dólar; uma colher, mas não assim; ele me mostrou</w:t>
             </w:r>
             <w:r>
               <w:t xml:space="preserve">”</w:t>
@@ -2249,7 +2331,7 @@
               <w:t xml:space="preserve"> </w:t>
             </w:r>
             <w:r>
-              <w:t xml:space="preserve">(o segredo é o preparo, doc 12)</w:t>
+              <w:t xml:space="preserve">(o segredo é o preparo, doc 12); o dono é a fonte do truque</w:t>
             </w:r>
           </w:p>
         </w:tc>
@@ -2278,7 +2360,7 @@
               <w:t xml:space="preserve">”</w:t>
             </w:r>
             <w:r>
-              <w:t xml:space="preserve">;</w:t>
+              <w:t xml:space="preserve">; Mel Gibson com o Brecka, infidelidade, viril aos 70;</w:t>
             </w:r>
             <w:r>
               <w:t xml:space="preserve"> </w:t>
@@ -2287,22 +2369,7 @@
               <w:t xml:space="preserve">“</w:t>
             </w:r>
             <w:r>
-              <w:t xml:space="preserve">tomou conta da internet desde que o Mel Gibson apareceu com o Brecka, infidelidade da esposa, viril aos 70</w:t>
-            </w:r>
-            <w:r>
-              <w:t xml:space="preserve">”</w:t>
-            </w:r>
-            <w:r>
-              <w:t xml:space="preserve">;</w:t>
-            </w:r>
-            <w:r>
-              <w:t xml:space="preserve"> </w:t>
-            </w:r>
-            <w:r>
-              <w:t xml:space="preserve">“</w:t>
-            </w:r>
-            <w:r>
-              <w:t xml:space="preserve">assinantes do meu OnlyFans comem as esposas por trás sem pílulas</w:t>
+              <w:t xml:space="preserve">assinantes do meu OnlyFans comem as esposas por trás</w:t>
             </w:r>
             <w:r>
               <w:t xml:space="preserve">”</w:t>
@@ -2332,16 +2399,28 @@
               <w:t xml:space="preserve">“</w:t>
             </w:r>
             <w:r>
-              <w:t xml:space="preserve">He drinks it. That’s it… first morning it’s already standing</w:t>
+              <w:t xml:space="preserve">He drinks it. That’s it… first morning it’s already standing, and it doesn’t quit</w:t>
             </w:r>
             <w:r>
               <w:t xml:space="preserve">”</w:t>
             </w:r>
             <w:r>
+              <w:t xml:space="preserve">; Tyson com Huberman aos 60; OnlyFans +</w:t>
+            </w:r>
+            <w:r>
               <w:t xml:space="preserve"> </w:t>
             </w:r>
             <w:r>
-              <w:t xml:space="preserve">(uso oral, coerente com o produto); Tyson com Huberman, a mulher pelas costas, aos 60;</w:t>
+              <w:t xml:space="preserve">“</w:t>
+            </w:r>
+            <w:r>
+              <w:t xml:space="preserve">God answered a prayer</w:t>
+            </w:r>
+            <w:r>
+              <w:t xml:space="preserve">”</w:t>
+            </w:r>
+            <w:r>
+              <w:t xml:space="preserve">;</w:t>
             </w:r>
             <w:r>
               <w:t xml:space="preserve"> </w:t>
@@ -2350,10 +2429,16 @@
               <w:t xml:space="preserve">“</w:t>
             </w:r>
             <w:r>
-              <w:t xml:space="preserve">half the men who pay for my OnlyFans… wives think God answered a prayer</w:t>
+              <w:t xml:space="preserve">it’s not the horse, it’s the bull</w:t>
             </w:r>
             <w:r>
               <w:t xml:space="preserve">”</w:t>
+            </w:r>
+            <w:r>
+              <w:t xml:space="preserve"> </w:t>
+            </w:r>
+            <w:r>
+              <w:t xml:space="preserve">apontando o Longhorn</w:t>
             </w:r>
           </w:p>
         </w:tc>
@@ -2365,7 +2450,7 @@
               <w:jc w:val="left"/>
             </w:pPr>
             <w:r>
-              <w:t xml:space="preserve">Massagem tópica fora (doc 07 [NÃO]); origem checável só na nossa própria VSL; mais quente: lamber o dedo, cheirar, beijo,</w:t>
+              <w:t xml:space="preserve">Massagem tópica fora (doc 07 [NÃO]); mais quente: lamber o dedo, cheirar, beijo,</w:t>
             </w:r>
             <w:r>
               <w:t xml:space="preserve"> </w:t>
@@ -2391,7 +2476,7 @@
               <w:jc w:val="left"/>
             </w:pPr>
             <w:r>
-              <w:t xml:space="preserve">2 Banheiro do trabalho 2 h, chefe pedindo foto, maior mesmo mole; Uber 40 min, passageira chupou no banco de trás;</w:t>
+              <w:t xml:space="preserve">2 Banheiro do trabalho 2 h, chefe pedindo foto, maior mesmo mole; Uber 40 min, passageira no banco de trás;</w:t>
             </w:r>
             <w:r>
               <w:t xml:space="preserve"> </w:t>
@@ -2418,7 +2503,7 @@
               <w:jc w:val="left"/>
             </w:pPr>
             <w:r>
-              <w:t xml:space="preserve">Três depoimentos de lugar, 10 s cada</w:t>
+              <w:t xml:space="preserve">Três depoimentos de lugar</w:t>
             </w:r>
           </w:p>
         </w:tc>
@@ -2430,7 +2515,7 @@
               <w:jc w:val="left"/>
             </w:pPr>
             <w:r>
-              <w:t xml:space="preserve">Iguais, com Dallas e o aeroporto no Uber</w:t>
+              <w:t xml:space="preserve">Iguais, cada um abrindo com o quadro de ED do homem (2 anos sem levantar; 61, diabético, pílula azul desistiu; acabava em 2 minutos)</w:t>
             </w:r>
           </w:p>
         </w:tc>
@@ -2465,7 +2550,7 @@
               <w:t xml:space="preserve">“</w:t>
             </w:r>
             <w:r>
-              <w:t xml:space="preserve">não exagera, pra não atrair mulher demais, principalmente as casadas</w:t>
+              <w:t xml:space="preserve">não exagera, principalmente as casadas</w:t>
             </w:r>
             <w:r>
               <w:t xml:space="preserve">”</w:t>
@@ -2480,7 +2565,7 @@
               <w:t xml:space="preserve">“</w:t>
             </w:r>
             <w:r>
-              <w:t xml:space="preserve">estamos na América, quero ficar rica como você, não perca detalhe</w:t>
+              <w:t xml:space="preserve">estamos na América, quero ficar rica como você</w:t>
             </w:r>
             <w:r>
               <w:t xml:space="preserve">”</w:t>
@@ -2495,7 +2580,7 @@
               <w:t xml:space="preserve">“</w:t>
             </w:r>
             <w:r>
-              <w:t xml:space="preserve">vou dar play, vou terminar o que comecei, vem Brandy, produção roda o vídeo do Brecka e do Mel</w:t>
+              <w:t xml:space="preserve">vou dar play, vou terminar o que comecei, vem Brandy, roda o vídeo do Brecka e do Mel</w:t>
             </w:r>
             <w:r>
               <w:t xml:space="preserve">”</w:t>
@@ -2522,7 +2607,7 @@
               <w:jc w:val="left"/>
             </w:pPr>
             <w:r>
-              <w:t xml:space="preserve">Igual, com</w:t>
+              <w:t xml:space="preserve">Igual, na porteira da baia;</w:t>
             </w:r>
             <w:r>
               <w:t xml:space="preserve"> </w:t>
@@ -2531,7 +2616,7 @@
               <w:t xml:space="preserve">“</w:t>
             </w:r>
             <w:r>
-              <w:t xml:space="preserve">nothing in your blood, it’s a powder out of a feed sack</w:t>
+              <w:t xml:space="preserve">a powder out of one of those sacks, and you wake up hard</w:t>
             </w:r>
             <w:r>
               <w:t xml:space="preserve">”</w:t>
@@ -2576,7 +2661,7 @@
               <w:t xml:space="preserve">“</w:t>
             </w:r>
             <w:r>
-              <w:t xml:space="preserve">we’re in America, honey, I get paid for this, I’d have done it for free</w:t>
+              <w:t xml:space="preserve">I get paid for this, I’d have done it for free</w:t>
             </w:r>
             <w:r>
               <w:t xml:space="preserve">”</w:t>
@@ -2620,9 +2705,6 @@
             <w:r>
               <w:t xml:space="preserve">”</w:t>
             </w:r>
-            <w:r>
-              <w:t xml:space="preserve">, que é verdadeira e mais quente</w:t>
-            </w:r>
           </w:p>
         </w:tc>
       </w:tr>
@@ -2702,7 +2784,7 @@
         <w:t xml:space="preserve">”</w:t>
       </w:r>
       <w:r>
-        <w:t xml:space="preserve">), porque a HJ perde quem pula a criadora e não recebe a promessa com número; custa ~4:30 a mais até o expert. A decisão é de teste; o arquivo da Lead A já tem o corpo pronto pra colar.</w:t>
+        <w:t xml:space="preserve">), porque a HJ perde quem pula a criadora e não recebe a promessa com número; custa ~4:30 a mais até o expert. A decisão é de teste; o arquivo da Lead A já tem o corpo pronto pra colar. Se o Huberman entrar na mesma mesa do rancho, o celeiro desta lead e a mesa da Lead A são a mesma fazenda.</w:t>
       </w:r>
     </w:p>
     <w:p>
@@ -2724,7 +2806,7 @@
         <w:t xml:space="preserve"> </w:t>
       </w:r>
       <w:r>
-        <w:t xml:space="preserve">só respiração e lençol em 1.1; batida baixa entra na cozinha; sobe no</w:t>
+        <w:t xml:space="preserve">só respiração, feno e o touro bufando em 1.1; batida baixa entra na sala de ração; sobe no</w:t>
       </w:r>
       <w:r>
         <w:t xml:space="preserve"> </w:t>
@@ -2757,7 +2839,7 @@
         <w:t xml:space="preserve"> </w:t>
       </w:r>
       <w:r>
-        <w:t xml:space="preserve">(a frase a seco, depois um gemido abafado); depoimentos a seco; na porta, cama e risada ao fundo; preto; entra o Huberman.</w:t>
+        <w:t xml:space="preserve">(a frase a seco, depois um gemido abafado); depoimentos a seco; na porteira, feno e risada ao fundo, o touro bufa; preto; entra o Huberman.</w:t>
       </w:r>
     </w:p>
     <w:p>
@@ -2779,7 +2861,7 @@
         <w:t xml:space="preserve"> </w:t>
       </w:r>
       <w:r>
-        <w:t xml:space="preserve">rosto do rancheiro, o preparo (o corpo da Cory cobre o copo), marca de pó, logo de terceiro, genital em quadro (o explícito fica nos flashes licenciados e nas silhuetas).</w:t>
+        <w:t xml:space="preserve">rosto do dono, o preparo (o corpo da Cory cobre o copo), marca de pó, logo de terceiro, genital em quadro (o explícito fica nos flashes licenciados e nas silhuetas).</w:t>
       </w:r>
     </w:p>
     <w:p>
@@ -2801,25 +2883,25 @@
         <w:t xml:space="preserve"> </w:t>
       </w:r>
       <w:r>
-        <w:t xml:space="preserve">o beijo das duas (bônus lésbico da oferta),</w:t>
-      </w:r>
-      <w:r>
-        <w:t xml:space="preserve"> </w:t>
-      </w:r>
-      <w:r>
-        <w:t xml:space="preserve">“</w:t>
-      </w:r>
-      <w:r>
-        <w:t xml:space="preserve">it’s not the horse</w:t>
-      </w:r>
-      <w:r>
-        <w:t xml:space="preserve">”</w:t>
-      </w:r>
-      <w:r>
-        <w:t xml:space="preserve"> </w:t>
-      </w:r>
-      <w:r>
-        <w:t xml:space="preserve">(MUS F), Tyson com Huberman (background),</w:t>
+        <w:t xml:space="preserve">o touro em quadro e</w:t>
+      </w:r>
+      <w:r>
+        <w:t xml:space="preserve"> </w:t>
+      </w:r>
+      <w:r>
+        <w:t xml:space="preserve">“</w:t>
+      </w:r>
+      <w:r>
+        <w:t xml:space="preserve">it’s the bull</w:t>
+      </w:r>
+      <w:r>
+        <w:t xml:space="preserve">”</w:t>
+      </w:r>
+      <w:r>
+        <w:t xml:space="preserve"> </w:t>
+      </w:r>
+      <w:r>
+        <w:t xml:space="preserve">(MUS F), o saco de ração (discovery e tese), o beijo das duas (bônus lésbico da oferta), Tyson com Huberman (background),</w:t>
       </w:r>
       <w:r>
         <w:t xml:space="preserve"> </w:t>
@@ -2914,7 +2996,7 @@
         <w:t xml:space="preserve"> </w:t>
       </w:r>
       <w:r>
-        <w:t xml:space="preserve">806 palavras / 4128 caracteres falados em EN para ~4:20 (HJ 0:00–4:07 ≈ 600 palavras em PT; o inglês corre ~10% mais curto).</w:t>
+        <w:t xml:space="preserve">872 palavras / 4420 caracteres falados em EN para ~4:25 (HJ 0:00–4:07 ≈ 600 palavras em PT; o inglês corre ~10% mais curto).</w:t>
       </w:r>
     </w:p>
     <w:bookmarkEnd w:id="28"/>

--- a/analise-ed/copy/VSL_SodaFil_00_Lead_B.docx
+++ b/analise-ed/copy/VSL_SodaFil_00_Lead_B.docx
@@ -2,7 +2,7 @@
 <file path=word/document.xml><?xml version="1.0" encoding="utf-8"?>
 <w:document xmlns:w="http://schemas.openxmlformats.org/wordprocessingml/2006/main" xmlns:m="http://schemas.openxmlformats.org/officeDocument/2006/math" xmlns:r="http://schemas.openxmlformats.org/officeDocument/2006/relationships" xmlns:o="urn:schemas-microsoft-com:office:office" xmlns:v="urn:schemas-microsoft-com:vml" xmlns:w10="urn:schemas-microsoft-com:office:word" xmlns:a="http://schemas.openxmlformats.org/drawingml/2006/main" xmlns:pic="http://schemas.openxmlformats.org/drawingml/2006/picture" xmlns:wp="http://schemas.openxmlformats.org/drawingml/2006/wordprocessingDrawing">
   <w:body>
-    <w:bookmarkStart w:id="29" w:name="X8e5568caf361cdaf9ce4741f37e475e62cdb868"/>
+    <w:bookmarkStart w:id="29" w:name="X157ac882ce639b52b18d68e102f08965e7ec4de"/>
     <w:p>
       <w:pPr>
         <w:pStyle w:val="Heading1"/>
@@ -26,7 +26,7 @@
         <w:t xml:space="preserve"> </w:t>
       </w:r>
       <w:r>
-        <w:t xml:space="preserve">— Julia Ann e Cory Chase (lead geral modelada na Horse Jelly, versão quente) (v3, 16/10/2026)</w:t>
+        <w:t xml:space="preserve">— Julia Ann e Cory Chase (lead geral modelada na Horse Jelly, versão quente) (v3.1, 16/10/2026)</w:t>
       </w:r>
     </w:p>
     <w:p>
@@ -137,6 +137,37 @@
           <w:bCs/>
           <w:b/>
         </w:rPr>
+        <w:t xml:space="preserve">Registro de linguagem:</w:t>
+      </w:r>
+      <w:r>
+        <w:t xml:space="preserve"> </w:t>
+      </w:r>
+      <w:r>
+        <w:t xml:space="preserve">primeira pessoa, verbo cru, o ato contado em sequência (de quatro no feno, socou, gozou três vezes e continuou duro, virou, a bunda, orgasmos em série, arrepios), depois</w:t>
+      </w:r>
+      <w:r>
+        <w:t xml:space="preserve"> </w:t>
+      </w:r>
+      <w:r>
+        <w:t xml:space="preserve">“</w:t>
+      </w:r>
+      <w:r>
+        <w:t xml:space="preserve">você deve estar se perguntando: o que esse velho fez?</w:t>
+      </w:r>
+      <w:r>
+        <w:t xml:space="preserve">”</w:t>
+      </w:r>
+      <w:r>
+        <w:t xml:space="preserve">, o nome do truque, os touros Longhorn 7 vezes por dia por 2 horas, os atores pornô e Hollywood. Referência: amostra do cliente de 16/10.</w:t>
+      </w:r>
+      <w:r>
+        <w:t xml:space="preserve"> </w:t>
+      </w:r>
+      <w:r>
+        <w:rPr>
+          <w:bCs/>
+          <w:b/>
+        </w:rPr>
         <w:t xml:space="preserve">Foco:</w:t>
       </w:r>
       <w:r>
@@ -264,7 +295,7 @@
         <w:t xml:space="preserve"> </w:t>
       </w:r>
       <w:r>
-        <w:t xml:space="preserve">~4:20 (HJ: 4:07).</w:t>
+        <w:t xml:space="preserve">~4:45 (HJ: 4:07).</w:t>
       </w:r>
     </w:p>
     <w:p>
@@ -399,6 +430,60 @@
         <w:t xml:space="preserve">“</w:t>
       </w:r>
       <w:r>
+        <w:t xml:space="preserve">ON ALL FOURS IN THE HAY</w:t>
+      </w:r>
+      <w:r>
+        <w:t xml:space="preserve">”</w:t>
+      </w:r>
+      <w:r>
+        <w:t xml:space="preserve"> </w:t>
+      </w:r>
+      <w:r>
+        <w:t xml:space="preserve">→</w:t>
+      </w:r>
+      <w:r>
+        <w:t xml:space="preserve"> </w:t>
+      </w:r>
+      <w:r>
+        <w:t xml:space="preserve">“</w:t>
+      </w:r>
+      <w:r>
+        <w:t xml:space="preserve">CAME 3 TIMES. STILL HARD.</w:t>
+      </w:r>
+      <w:r>
+        <w:t xml:space="preserve">”</w:t>
+      </w:r>
+      <w:r>
+        <w:t xml:space="preserve"> </w:t>
+      </w:r>
+      <w:r>
+        <w:t xml:space="preserve">→</w:t>
+      </w:r>
+      <w:r>
+        <w:t xml:space="preserve"> </w:t>
+      </w:r>
+      <w:r>
+        <w:t xml:space="preserve">“</w:t>
+      </w:r>
+      <w:r>
+        <w:t xml:space="preserve">I BEGGED HIM TO STOP</w:t>
+      </w:r>
+      <w:r>
+        <w:t xml:space="preserve">”</w:t>
+      </w:r>
+      <w:r>
+        <w:t xml:space="preserve"> </w:t>
+      </w:r>
+      <w:r>
+        <w:t xml:space="preserve">→</w:t>
+      </w:r>
+      <w:r>
+        <w:t xml:space="preserve"> </w:t>
+      </w:r>
+      <w:r>
+        <w:t xml:space="preserve">“</w:t>
+      </w:r>
+      <w:r>
         <w:t xml:space="preserve">3 YEARS. NOTHING.</w:t>
       </w:r>
       <w:r>
@@ -417,7 +502,7 @@
         <w:t xml:space="preserve">“</w:t>
       </w:r>
       <w:r>
-        <w:t xml:space="preserve">THREE ROUNDS. NEVER WENT SOFT.</w:t>
+        <w:t xml:space="preserve">WHAT DID THIS OLD MAN DO?</w:t>
       </w:r>
       <w:r>
         <w:t xml:space="preserve">”</w:t>
@@ -435,7 +520,25 @@
         <w:t xml:space="preserve">“</w:t>
       </w:r>
       <w:r>
-        <w:t xml:space="preserve">SHE ASKED HIM TO STOP</w:t>
+        <w:t xml:space="preserve">THE BULL SODA TRICK</w:t>
+      </w:r>
+      <w:r>
+        <w:t xml:space="preserve">”</w:t>
+      </w:r>
+      <w:r>
+        <w:t xml:space="preserve"> </w:t>
+      </w:r>
+      <w:r>
+        <w:t xml:space="preserve">→</w:t>
+      </w:r>
+      <w:r>
+        <w:t xml:space="preserve"> </w:t>
+      </w:r>
+      <w:r>
+        <w:t xml:space="preserve">“</w:t>
+      </w:r>
+      <w:r>
+        <w:t xml:space="preserve">7 TIMES A DAY · 2 HOURS</w:t>
       </w:r>
       <w:r>
         <w:t xml:space="preserve">”</w:t>
@@ -492,7 +595,7 @@
         <w:t xml:space="preserve"> </w:t>
       </w:r>
       <w:r>
-        <w:t xml:space="preserve">Shh. Give him a minute. I came out here to see a bull ranch. Just to look at the bulls. And the man who owns the place, 62 years old, walked up to the fence in his jeans, and I stopped looking at the bulls. He was marking through his jeans like he was 25. At 62. So I grabbed him by the belt, pulled him in here, into his own barn, and I hit record. He told me three years ago he couldn’t get it up at all. Not with his wife, not with the blue pill. That was three times ago. Three rounds in the hay, and he never went soft once. I felt him in my stomach. Twenty-five years in front of a camera with the biggest men in this business, and I never once asked a man to stop. I asked him to stop. And I can still taste him.</w:t>
+        <w:t xml:space="preserve">Shh. Give him a minute. I came out here to look at a bull ranch. Just to look at the bulls. And the man who owns the place, 62 years old, walked up to the fence in his jeans, and I stopped looking at the bulls. He was marking through his jeans like he was 25. At 62. So I grabbed him by the belt, pulled him in here, into his own barn, and I hit record. He put me on all fours in the hay and pounded my pussy so hard I had to beg him to stop. His dick was still throbbing, hard as a rock, after he’d come three times. He wouldn’t quit. He flipped me over and fucked my ass so hard I was shaking, coming over and over, goosebumps from my neck to my feet. One of the best fucks of my life, from a man of 62. Twenty-five years in front of a camera with the biggest men in this business, and I never once asked a man to stop. I begged him to stop. And three years ago, he told me, he couldn’t get it up at all. Not for his wife, not with the blue pill.</w:t>
       </w:r>
       <w:r>
         <w:t xml:space="preserve"> </w:t>
@@ -508,7 +611,7 @@
         <w:t xml:space="preserve"> </w:t>
       </w:r>
       <w:r>
-        <w:t xml:space="preserve">This works on any man, however long it’s been dead, however many pills you’ve tried. If yours won’t get up anymore, it comes back hard as a rock. If it quits halfway through, it stays hard till she’s done. If you’re finished in two minutes, you last. And yeah, if you’re small down there, it gets bigger too. Next time your wife pulls your pants down, she’s not gonna find it soft. She’s gonna find it already standing.</w:t>
+        <w:t xml:space="preserve">So you’re asking yourself: what did this old man do? His secret has a name. The Bull Soda Trick. A weird baking soda trick the Longhorn bulls out here run on, to breed seven times a day, two hours straight, without going soft once. The biggest porn stars have been on it for a while, it went viral in Hollywood, and it’s putting steel back in a whole lot of older men who hadn’t gotten hard in years. It works on any man, however long it’s been dead, however many pills you’ve tried. If yours won’t get up anymore, it comes back hard as a rock. If it quits halfway through, it stays hard till she’s done. If you’re finished in two minutes, you last. And yeah, if you’re small down there, it gets bigger too. Next time your wife pulls your pants down, she’s not gonna find it soft. She’s gonna find it already standing.</w:t>
       </w:r>
     </w:p>
     <w:bookmarkEnd w:id="20"/>
@@ -759,7 +862,7 @@
         <w:t xml:space="preserve"> </w:t>
       </w:r>
       <w:r>
-        <w:t xml:space="preserve">I know this sounds too good to be true. Especially if you’ve already burned money on pumps, pills and testosterone shots that did nothing but wreck your heart. But listen to me. If you do this today, in two weeks you’re waking up hard every single morning, and your wife is on her knees doing things she swore she’d never do for any man.</w:t>
+        <w:t xml:space="preserve">I know this sounds too good to be true. Especially if you’ve already burned money on pumps, pills and testosterone shots that did nothing but wreck your heart. But listen to me. If you do this today, in two weeks you’re waking up hard every single morning, and your wife is on her knees with your dick in her mouth, doing things she swore she’d never do for any man.</w:t>
       </w:r>
       <w:r>
         <w:t xml:space="preserve"> </w:t>
@@ -1098,7 +1201,7 @@
         <w:t xml:space="preserve"> </w:t>
       </w:r>
       <w:r>
-        <w:t xml:space="preserve">Now the part that matters. He drinks it. That’s it. No pill an hour before, no pump, no needle in your dick. The first morning, he wakes up and it’s already standing. And it doesn’t quit. Doesn’t go soft when you change positions, doesn’t go off in two minutes. I came twice last night, and I fake it for a living. Half the men who pay for my OnlyFans are on this now, and their wives think God answered a prayer.</w:t>
+        <w:t xml:space="preserve">Now the part that matters. He drinks it. That’s it. No pill an hour before, no pump, no needle in your dick. The first morning, he wakes up and it’s already standing. And it doesn’t quit. Doesn’t go soft when you change positions, doesn’t go off in two minutes. He bent me over this bench last night and fucked me twice, and I came both times. I fake it for a living. Half the men who pay for my OnlyFans are on this now, and their wives think God answered a prayer.</w:t>
       </w:r>
     </w:p>
     <w:p>
@@ -1615,7 +1718,7 @@
         <w:t xml:space="preserve"> </w:t>
       </w:r>
       <w:r>
-        <w:t xml:space="preserve">Shh. Dá um minuto pra ele. Eu vim aqui pra conhecer uma fazenda de touros. Só pra olhar os touros. E o dono do lugar, 62 anos, veio até a cerca de jeans, e eu parei de olhar os touros. Ele estava marcando na calça como se tivesse 25. Aos 62. Então eu peguei ele pelo cinto, puxei pra cá dentro, pro celeiro dele mesmo, e apertei gravar. Ele me contou que três anos atrás não levantava de jeito nenhum. Nem com a mulher, nem com a pílula azul. Isso foi três vezes atrás. Três rounds no feno, e ele não amoleceu uma vez sequer. Eu senti ele no meu estômago. Vinte e cinco anos na frente de uma câmera com os maiores homens desse ramo, e eu nunca pedi pra um homem parar. Pedi pra ele parar. E eu ainda sinto o gosto dele.</w:t>
+        <w:t xml:space="preserve">Shh. Dá um minuto pra ele. Eu vim aqui pra conhecer uma fazenda de touros. Só pra olhar os touros. E o dono do lugar, 62 anos, veio até a cerca de jeans, e eu parei de olhar os touros. Ele estava marcando na calça como se tivesse 25. Aos 62. Então eu peguei ele pelo cinto, puxei pra cá dentro, pro celeiro dele mesmo, e apertei gravar. Ele me colocou de quatro no feno e socou com tanta força na minha buceta que eu tive que implorar pra ele parar. O pau dele ainda estava latejando, duro como pedra, depois de gozar três vezes. Ele não parava. Me virou e fodeu minha bunda com tanta força que eu tremia, gozando uma vez atrás da outra, arrepio do pescoço até o pé. Uma das melhores fodas da minha vida, de um homem de 62. Vinte e cinco anos na frente de uma câmera com os maiores homens desse ramo, e eu nunca pedi pra um homem parar. Eu implorei pra ele parar. E três anos atrás, ele me contou, ele não levantava de jeito nenhum. Nem pra mulher dele, nem com a pílula azul.</w:t>
       </w:r>
       <w:r>
         <w:t xml:space="preserve"> </w:t>
@@ -1631,7 +1734,7 @@
         <w:t xml:space="preserve"> </w:t>
       </w:r>
       <w:r>
-        <w:t xml:space="preserve">Isso funciona em qualquer homem, não importa há quanto tempo ele está morto nem quantas pílulas você já tentou. Se o seu não levanta mais, ele volta duro feito pedra. Se desiste no meio, ele fica duro até ela terminar. Se você acaba em dois minutos, você dura. E sim, se você é pequeno aí embaixo, ele fica maior também. Da próxima vez que a sua mulher abaixar a sua calça, ela não vai encontrar ele mole. Vai encontrar ele já de pé.</w:t>
+        <w:t xml:space="preserve">Então você deve estar se perguntando: o que esse velho fez? O segredo dele tem nome. O Bull Soda Trick. Um truque estranho com baking soda que os touros Longhorn daqui usam pra cobrir sete vezes por dia, duas horas sem parar, sem amolecer uma vez. Os maiores atores pornô já usam há um tempo, viralizou em Hollywood, e está devolvendo aço pra um monte de homem mais velho que não ficava duro há anos. Funciona em qualquer homem, não importa há quanto tempo ele está morto nem quantas pílulas você já tentou. Se o seu não levanta mais, ele volta duro feito pedra. Se desiste no meio, ele fica duro até ela terminar. Se você acaba em dois minutos, você dura. E sim, se você é pequeno aí embaixo, ele fica maior também. Da próxima vez que a sua mulher abaixar a sua calça, ela não vai encontrar ele mole. Vai encontrar ele já de pé.</w:t>
       </w:r>
     </w:p>
     <w:p>
@@ -1649,7 +1752,7 @@
         <w:t xml:space="preserve"> </w:t>
       </w:r>
       <w:r>
-        <w:t xml:space="preserve">Eu sei que isso parece bom demais pra ser verdade. Principalmente se você já torrou dinheiro com bomba, pílula e injeção de testosterona que só serviram pra detonar o seu coração. Mas me escuta. Se você fizer isso hoje, em duas semanas você acorda duro toda santa manhã, e a sua mulher está de joelhos fazendo coisas que ela jurou que nunca faria pra homem nenhum.</w:t>
+        <w:t xml:space="preserve">Eu sei que isso parece bom demais pra ser verdade. Principalmente se você já torrou dinheiro com bomba, pílula e injeção de testosterona que só serviram pra detonar o seu coração. Mas me escuta. Se você fizer isso hoje, em duas semanas você acorda duro toda santa manhã, e a sua mulher está de joelhos com o seu pau na boca, fazendo coisas que ela jurou que nunca faria pra homem nenhum.</w:t>
       </w:r>
       <w:r>
         <w:t xml:space="preserve"> </w:t>
@@ -1731,7 +1834,7 @@
         <w:t xml:space="preserve"> </w:t>
       </w:r>
       <w:r>
-        <w:t xml:space="preserve">Agora a parte que importa. Ele bebe. Só isso. Sem pílula uma hora antes, sem bomba, sem agulha no pau. Na primeira manhã, ele acorda e já está de pé. E não desiste. Não amolece quando troca de posição, não acaba em dois minutos. Eu gozei duas vezes ontem à noite, e eu finjo pra viver. Metade dos homens que pagam o meu OnlyFans estão nisso agora, e as mulheres deles acham que Deus atendeu uma oração.</w:t>
+        <w:t xml:space="preserve">Agora a parte que importa. Ele bebe. Só isso. Sem pílula uma hora antes, sem bomba, sem agulha no pau. Na primeira manhã, ele acorda e já está de pé. E não desiste. Não amolece quando troca de posição, não acaba em dois minutos. Ele me dobrou nessa bancada ontem à noite e me fodeu duas vezes, e eu gozei nas duas. Eu finjo pra viver. Metade dos homens que pagam o meu OnlyFans estão nisso agora, e as mulheres deles acham que Deus atendeu uma oração.</w:t>
       </w:r>
       <w:r>
         <w:t xml:space="preserve"> </w:t>
@@ -2080,12 +2183,57 @@
               <w:t xml:space="preserve">“</w:t>
             </w:r>
             <w:r>
-              <w:t xml:space="preserve">três rounds no feno e não amoleceu uma vez</w:t>
+              <w:t xml:space="preserve">de quatro no feno</w:t>
             </w:r>
             <w:r>
               <w:t xml:space="preserve">”</w:t>
             </w:r>
             <w:r>
+              <w:t xml:space="preserve">,</w:t>
+            </w:r>
+            <w:r>
+              <w:t xml:space="preserve"> </w:t>
+            </w:r>
+            <w:r>
+              <w:t xml:space="preserve">“</w:t>
+            </w:r>
+            <w:r>
+              <w:t xml:space="preserve">gozou três vezes e continuou duro</w:t>
+            </w:r>
+            <w:r>
+              <w:t xml:space="preserve">”</w:t>
+            </w:r>
+            <w:r>
+              <w:t xml:space="preserve">,</w:t>
+            </w:r>
+            <w:r>
+              <w:t xml:space="preserve"> </w:t>
+            </w:r>
+            <w:r>
+              <w:t xml:space="preserve">“</w:t>
+            </w:r>
+            <w:r>
+              <w:t xml:space="preserve">me virou</w:t>
+            </w:r>
+            <w:r>
+              <w:t xml:space="preserve">”</w:t>
+            </w:r>
+            <w:r>
+              <w:t xml:space="preserve">,</w:t>
+            </w:r>
+            <w:r>
+              <w:t xml:space="preserve"> </w:t>
+            </w:r>
+            <w:r>
+              <w:t xml:space="preserve">“</w:t>
+            </w:r>
+            <w:r>
+              <w:t xml:space="preserve">implorei pra ele parar</w:t>
+            </w:r>
+            <w:r>
+              <w:t xml:space="preserve">”</w:t>
+            </w:r>
+            <w:r>
               <w:t xml:space="preserve">;</w:t>
             </w:r>
             <w:r>
@@ -2095,28 +2243,13 @@
               <w:t xml:space="preserve">“</w:t>
             </w:r>
             <w:r>
-              <w:t xml:space="preserve">pedi pra ele parar</w:t>
+              <w:t xml:space="preserve">o que esse velho fez?</w:t>
             </w:r>
             <w:r>
               <w:t xml:space="preserve">”</w:t>
             </w:r>
             <w:r>
-              <w:t xml:space="preserve">,</w:t>
-            </w:r>
-            <w:r>
-              <w:t xml:space="preserve"> </w:t>
-            </w:r>
-            <w:r>
-              <w:t xml:space="preserve">“</w:t>
-            </w:r>
-            <w:r>
-              <w:t xml:space="preserve">ainda sinto o gosto dele</w:t>
-            </w:r>
-            <w:r>
-              <w:t xml:space="preserve">”</w:t>
-            </w:r>
-            <w:r>
-              <w:t xml:space="preserve">; três camadas viradas pra ED e o tamanho como quarta;</w:t>
+              <w:t xml:space="preserve">, o nome do truque, os touros 7 vezes por dia, os atores pornô e Hollywood; três camadas viradas pra ED e o tamanho como quarta;</w:t>
             </w:r>
             <w:r>
               <w:t xml:space="preserve"> </w:t>
@@ -2996,7 +3129,7 @@
         <w:t xml:space="preserve"> </w:t>
       </w:r>
       <w:r>
-        <w:t xml:space="preserve">872 palavras / 4420 caracteres falados em EN para ~4:25 (HJ 0:00–4:07 ≈ 600 palavras em PT; o inglês corre ~10% mais curto).</w:t>
+        <w:t xml:space="preserve">1017 palavras / 5130 caracteres falados em EN para ~4:45 (HJ 0:00–4:07 ≈ 600 palavras em PT; o 1.1 ficou ~40 s mais longo que o da HJ por carregar o ato e o nome do truque).</w:t>
       </w:r>
     </w:p>
     <w:bookmarkEnd w:id="28"/>
